--- a/交付_20260731_合作方权利要求答复/03_我方文件更新/说明书及权利要求书_反馈修订版_20260731.docx
+++ b/交付_20260731_合作方权利要求答复/03_我方文件更新/说明书及权利要求书_反馈修订版_20260731.docx
@@ -1315,7 +1315,7 @@
           <w:b w:val="0"/>
           <w:sz w:val="24"/>
         </w:rPr>
-        <w:t>对公式（9）作进一步说明。在三维直角坐标系中，x为三维点云中的一个点，记为x=(x_1, x_2, x_3)，单位为米。第t个三角面由公式（1）所述的三个顶点p_{t,0}、p_{t,1}、p_{t,2}确定；该三角面上的任一点y可由重心坐标表示为y(lambda_1, lambda_2) = p_{t,0} + lambda_1(p_{t,1}-p_{t,0}) + lambda_2(p_{t,2}-p_{t,0})，其中lambda_1≥0、lambda_2≥0且lambda_1+lambda_2≤1；该三角面的表面点集为S(t) = {y(lambda_1, lambda_2) | lambda_1≥0, lambda_2≥0, lambda_1+lambda_2≤1}，三角面集合T的表面点集S(T)为各三角面表面点集之并。‖x-y‖为欧氏范数，即‖x-y‖ = sqrt((x_1-y_1)^2 + (x_2-y_2)^2 + (x_3-y_3)^2)。</w:t>
+        <w:t>对公式（9）作进一步说明。在三维直角坐标系中，x为三维点云中的一个点，记为x=(x_1, x_2, x_3)，单位为米。第t个三角面由公式（1）所述的三个顶点p_{t,0}、p_{t,1}、p_{t,2}确定，该三角面上的任一点y可表示为：</w:t>
       </w:r>
     </w:p>
     <w:p>
@@ -1329,7 +1329,77 @@
           <w:b w:val="0"/>
           <w:sz w:val="24"/>
         </w:rPr>
-        <w:t>点到单个三角面的最近距离d(x,t)存在闭式解，无需迭代求取：先将x投影到该三角面所在平面，得投影点及其重心坐标(lambda_1, lambda_2)；若lambda_1≥0、lambda_2≥0且lambda_1+lambda_2≤1，则最近表面点即为该投影点，d(x,t)等于x到该平面的垂距；否则最近表面点落在该三角面的边界上，此时分别计算x到三条边所在线段的距离和x到三个顶点的距离，取其中的最小值作为d(x,t)；当该三角面退化、即其三个顶点共线或存在重合而面积为零时，其所在平面无定义，此时直接取x到该三角面三条边所在线段的距离的最小值作为d(x,t)。在此基础上，公式（9）的d(x,T)为x到三角面集合T中各三角面的最近距离的最小值，即d(x,T) = min_{t∈T} d(x,t)，取得该最小值的三角面记为t*(x)，称为该点的最近三角面。</w:t>
+        <w:t>y(λ_1, λ_2) = p_{t,0} + λ_1(p_{t,1} − p_{t,0}) + λ_2(p_{t,2} − p_{t,0})，λ_1 ≥ 0，λ_2 ≥ 0，λ_1 + λ_2 ≤ 1    （26）</w:t>
+      </w:r>
+    </w:p>
+    <w:p>
+      <w:pPr>
+        <w:spacing w:line="300" w:lineRule="auto"/>
+        <w:ind w:firstLine="420"/>
+      </w:pPr>
+      <w:r>
+        <w:rPr>
+          <w:rFonts w:ascii="SimSun" w:hAnsi="SimSun" w:eastAsia="SimSun"/>
+          <w:b w:val="0"/>
+          <w:sz w:val="24"/>
+        </w:rPr>
+        <w:t>λ_1、λ_2为重心坐标参数，即该点以(1−λ_1−λ_2, λ_1, λ_2)为重心坐标；该三角面的表面点集为S(t) = {y(λ_1, λ_2)}，三角面集合T的表面点集S(T)为各三角面表面点集之并。公式（9）中的‖x−y‖为欧氏范数：</w:t>
+      </w:r>
+    </w:p>
+    <w:p>
+      <w:pPr>
+        <w:spacing w:line="300" w:lineRule="auto"/>
+        <w:ind w:firstLine="420"/>
+      </w:pPr>
+      <w:r>
+        <w:rPr>
+          <w:rFonts w:ascii="SimSun" w:hAnsi="SimSun" w:eastAsia="SimSun"/>
+          <w:b w:val="0"/>
+          <w:sz w:val="24"/>
+        </w:rPr>
+        <w:t>‖x − y‖ = √[(x_1 − y_1)^2 + (x_2 − y_2)^2 + (x_3 − y_3)^2]    （27）</w:t>
+      </w:r>
+    </w:p>
+    <w:p>
+      <w:pPr>
+        <w:spacing w:line="300" w:lineRule="auto"/>
+        <w:ind w:firstLine="420"/>
+      </w:pPr>
+      <w:r>
+        <w:rPr>
+          <w:rFonts w:ascii="SimSun" w:hAnsi="SimSun" w:eastAsia="SimSun"/>
+          <w:b w:val="0"/>
+          <w:sz w:val="24"/>
+        </w:rPr>
+        <w:t>点到单个三角面的最近距离d(x,t)存在闭式解，无需迭代求取：先将x投影到该三角面所在平面，得投影点及其重心坐标参数λ_1、λ_2；若λ_1 ≥ 0、λ_2 ≥ 0且λ_1 + λ_2 ≤ 1，则最近表面点即为该投影点，d(x,t)等于x到该平面的垂距；否则最近表面点落在该三角面的边界上，此时分别计算x到三条边所在线段的距离和x到三个顶点的距离，取其中的最小值作为d(x,t)；当该三角面退化、即其三个顶点共线或存在重合而面积为零时，其所在平面无定义，此时直接取x到该三角面三条边所在线段的距离的最小值作为d(x,t)。在此基础上，公式（9）的d(x,T)及其对应的三角面为：</w:t>
+      </w:r>
+    </w:p>
+    <w:p>
+      <w:pPr>
+        <w:spacing w:line="300" w:lineRule="auto"/>
+        <w:ind w:firstLine="420"/>
+      </w:pPr>
+      <w:r>
+        <w:rPr>
+          <w:rFonts w:ascii="SimSun" w:hAnsi="SimSun" w:eastAsia="SimSun"/>
+          <w:b w:val="0"/>
+          <w:sz w:val="24"/>
+        </w:rPr>
+        <w:t>d(x,T) = min_{t∈T} d(x,t)，t*(x) = arg min_{t∈T} d(x,t)    （28）</w:t>
+      </w:r>
+    </w:p>
+    <w:p>
+      <w:pPr>
+        <w:spacing w:line="300" w:lineRule="auto"/>
+        <w:ind w:firstLine="420"/>
+      </w:pPr>
+      <w:r>
+        <w:rPr>
+          <w:rFonts w:ascii="SimSun" w:hAnsi="SimSun" w:eastAsia="SimSun"/>
+          <w:b w:val="0"/>
+          <w:sz w:val="24"/>
+        </w:rPr>
+        <w:t>t*(x)称为点x的最近三角面。当有两个以上三角面同时取得该最小值时，t*(x)按后文规定的确定性规则唯一确定。</w:t>
       </w:r>
     </w:p>
     <w:p>
@@ -1398,7 +1468,7 @@
           <w:b w:val="0"/>
           <w:sz w:val="24"/>
         </w:rPr>
-        <w:t>为使归属唯一且可复现，规定按下述预设的确定性规则逐级择一，直至归属唯一：第一级，取最近距离最小者；第二级，若仍并列，对每个候选三角面计算由该三角面上取得最近距离的表面点指向x的方向与该三角面法向所成夹角的余弦的绝对值，取该绝对值最大者，即取该方向与该三角面法向所成锐角最小者，此处取绝对值是为使该级判定不受三角面顶点绕序（法向朝向）的影响；当d(x,T)为零、即x落在三角面上时，上述方向无定义，视为本级并列，直接适用下一级；第三级，若仍并列，取三角面索引最小者。第三级为约定性规则，用于保证判定必然终止；对给定的三角形网络及其三角面编号，上述规则的结果唯一且可复现，不依赖最近点查询所采用的实现方式与其遍历顺序。</w:t>
+        <w:t>考虑到工程实现采用有限精度浮点运算，理论上相等的两个距离在计算中可能出现末位差异，故上述“取得相同的最近距离”应理解为两者之差不大于预设的数值容差；该容差取值应大于所采用数值精度下的距离计算误差量级，并远小于距离阈值tau_d。一种具体实施值为容差取1×10^(-6)米、tau_d取0.05米。</w:t>
       </w:r>
     </w:p>
     <w:p>
@@ -1412,7 +1482,35 @@
           <w:b w:val="0"/>
           <w:sz w:val="24"/>
         </w:rPr>
-        <w:t>作为一种可选实施方式，当存在k个三角面同时取得最小距离时，也可将该点按1/k的权重分别计入各该三角面所属的表面分块；此时前述“每个点至多计入一个表面分块”相应改为“每个点计入各表面分块的权重之和不超过1”，各表面分块的匹配点数之和仍不超过点云的总点数，但点数不再取整数值。</w:t>
+        <w:t>为使归属唯一且可复现，规定按下述预设的确定性规则逐级择一，直至归属唯一：第一级，取最近距离最小者，其中距离之差不大于所述数值容差的视为相同；第二级，若仍并列，对每个候选三角面计算由该三角面上取得最近距离的表面点指向x的方向与该三角面法向所成夹角的余弦的绝对值，取该绝对值最大者，即取该方向与该三角面法向所成锐角最小者，此处取绝对值是为使该级判定不受三角面顶点绕序（法向朝向）的影响；当d(x,T)为零、即x落在三角面上时，上述方向无定义，视为本级并列，直接适用下一级；第三级，若仍并列，将各候选三角面的三个顶点坐标分别按字典序排序，得到各候选三角面对应的坐标序列，取该坐标序列在字典序上最小者。</w:t>
+      </w:r>
+    </w:p>
+    <w:p>
+      <w:pPr>
+        <w:spacing w:line="300" w:lineRule="auto"/>
+        <w:ind w:firstLine="420"/>
+      </w:pPr>
+      <w:r>
+        <w:rPr>
+          <w:rFonts w:ascii="SimSun" w:hAnsi="SimSun" w:eastAsia="SimSun"/>
+          <w:b w:val="0"/>
+          <w:sz w:val="24"/>
+        </w:rPr>
+        <w:t>第三级依据的是三角面自身的顶点坐标而非其存储索引，故该规则的结果不依赖三角面在数据中的存储顺序；第三级仅在第一级与第二级均并列时才起作用，对应于楔形区域中的角平分面这一零测度集合。仅当两个候选三角面的顶点集合完全相同、即在几何上完全重合时，第三级无法区分，此时按存储索引最小者择一；该情形下两个三角面几何等同，归属差异不产生实际影响。</w:t>
+      </w:r>
+    </w:p>
+    <w:p>
+      <w:pPr>
+        <w:spacing w:line="300" w:lineRule="auto"/>
+        <w:ind w:firstLine="420"/>
+      </w:pPr>
+      <w:r>
+        <w:rPr>
+          <w:rFonts w:ascii="SimSun" w:hAnsi="SimSun" w:eastAsia="SimSun"/>
+          <w:b w:val="0"/>
+          <w:sz w:val="24"/>
+        </w:rPr>
+        <w:t>作为一种可选实施方式，当存在k个三角面同时取得最小距离时，也可将该点按1/k的权重分别计入各该三角面所属的表面分块；在该可选实施方式中，每个点计入各表面分块的权重之和不超过1，各表面分块的匹配点数之和仍不超过点云的总点数，但各表面分块的匹配点数不再取整数值。</w:t>
       </w:r>
     </w:p>
     <w:p>

--- a/交付_20260731_合作方权利要求答复/03_我方文件更新/说明书及权利要求书_反馈修订版_20260731.docx
+++ b/交付_20260731_合作方权利要求答复/03_我方文件更新/说明书及权利要求书_反馈修订版_20260731.docx
@@ -1329,7 +1329,7 @@
           <w:b w:val="0"/>
           <w:sz w:val="24"/>
         </w:rPr>
-        <w:t>y(λ_1, λ_2) = p_{t,0} + λ_1(p_{t,1} − p_{t,0}) + λ_2(p_{t,2} − p_{t,0})，λ_1 ≥ 0，λ_2 ≥ 0，λ_1 + λ_2 ≤ 1    （26）</w:t>
+        <w:t>y(λ_1, λ_2) = p_{t,0} + λ_1(p_{t,1} − p_{t,0}) + λ_2(p_{t,2} − p_{t,0})，λ_1 ≥ 0，λ_2 ≥ 0，λ_1 + λ_2 ≤ 1    （9-1）</w:t>
       </w:r>
     </w:p>
     <w:p>
@@ -1357,7 +1357,7 @@
           <w:b w:val="0"/>
           <w:sz w:val="24"/>
         </w:rPr>
-        <w:t>‖x − y‖ = √[(x_1 − y_1)^2 + (x_2 − y_2)^2 + (x_3 − y_3)^2]    （27）</w:t>
+        <w:t>‖x − y‖ = √[(x_1 − y_1)^2 + (x_2 − y_2)^2 + (x_3 − y_3)^2]    （9-2）</w:t>
       </w:r>
     </w:p>
     <w:p>
@@ -1385,7 +1385,7 @@
           <w:b w:val="0"/>
           <w:sz w:val="24"/>
         </w:rPr>
-        <w:t>d(x,T) = min_{t∈T} d(x,t)，t*(x) = arg min_{t∈T} d(x,t)    （28）</w:t>
+        <w:t>d(x,T) = min_{t∈T} d(x,t)，t*(x) = arg min_{t∈T} d(x,t)    （9-3）</w:t>
       </w:r>
     </w:p>
     <w:p>
@@ -1496,7 +1496,21 @@
           <w:b w:val="0"/>
           <w:sz w:val="24"/>
         </w:rPr>
-        <w:t>第三级依据的是三角面自身的顶点坐标而非其存储索引，故该规则的结果不依赖三角面在数据中的存储顺序；第三级仅在第一级与第二级均并列时才起作用，对应于楔形区域中的角平分面这一零测度集合。仅当两个候选三角面的顶点集合完全相同、即在几何上完全重合时，第三级无法区分，此时按存储索引最小者择一；该情形下两个三角面几何等同，归属差异不产生实际影响。</w:t>
+        <w:t>第三级依据的是三角面自身的顶点坐标而非其存储索引，故该规则的结果不依赖三角面在数据中的存储顺序；第三级仅在第一级与第二级均并列时才起作用，对应于楔形区域中的角平分面这一零测度集合。</w:t>
+      </w:r>
+    </w:p>
+    <w:p>
+      <w:pPr>
+        <w:spacing w:line="300" w:lineRule="auto"/>
+        <w:ind w:firstLine="420"/>
+      </w:pPr>
+      <w:r>
+        <w:rPr>
+          <w:rFonts w:ascii="SimSun" w:hAnsi="SimSun" w:eastAsia="SimSun"/>
+          <w:b w:val="0"/>
+          <w:sz w:val="24"/>
+        </w:rPr>
+        <w:t>当两个候选三角面的顶点集合完全相同、即在几何上完全重合时，第三级无法区分。若这两个三角面属于同一构件的同一表面分块，则归属差异不产生任何影响；若二者分属不同构件或不同表面分块，则应再增加一级判定，按该三角面所属构件的标识（如IFC模型中构件的全局唯一标识）在字典序上最小者择一——该标识由IFC模型本身给出，不随三角面的存储顺序改变，故整条规则仍保持与存储顺序无关。作为一种替代的实施方式，也可在三角化之后、区域生长之前先行剔除几何上完全重合的重复三角面，使该情形不再出现。</w:t>
       </w:r>
     </w:p>
     <w:p>

--- a/交付_20260731_合作方权利要求答复/03_我方文件更新/说明书及权利要求书_反馈修订版_20260731.docx
+++ b/交付_20260731_合作方权利要求答复/03_我方文件更新/说明书及权利要求书_反馈修订版_20260731.docx
@@ -941,12 +941,1841 @@
         <w:ind w:firstLine="420"/>
       </w:pPr>
       <w:r>
+        <w:rPr/>
+        <w:t>p</w:t>
+      </w:r>
+      <w:r>
+        <w:rPr>
+          <w:vertAlign w:val="subscript"/>
+        </w:rPr>
+        <w:t>t,0</w:t>
+      </w:r>
+      <w:r>
+        <w:rPr/>
+        <w:t>、p</w:t>
+      </w:r>
+      <w:r>
+        <w:rPr>
+          <w:vertAlign w:val="subscript"/>
+        </w:rPr>
+        <w:t>t,1</w:t>
+      </w:r>
+      <w:r>
+        <w:rPr/>
+        <w:t>、p</w:t>
+      </w:r>
+      <w:r>
+        <w:rPr>
+          <w:vertAlign w:val="subscript"/>
+        </w:rPr>
+        <w:t>t,2</w:t>
+      </w:r>
+      <w:r>
+        <w:rPr/>
+        <w:t>为三角面顶点坐标；u</w:t>
+      </w:r>
+      <w:r>
+        <w:rPr>
+          <w:vertAlign w:val="subscript"/>
+        </w:rPr>
+        <w:t>t</w:t>
+      </w:r>
+      <w:r>
+        <w:rPr/>
+        <w:t>为未归一化法向；n</w:t>
+      </w:r>
+      <w:r>
+        <w:rPr>
+          <w:vertAlign w:val="subscript"/>
+        </w:rPr>
+        <w:t>t</w:t>
+      </w:r>
+      <w:r>
+        <w:rPr/>
+        <w:t>、n</w:t>
+      </w:r>
+      <w:r>
+        <w:rPr>
+          <w:vertAlign w:val="subscript"/>
+        </w:rPr>
+        <w:t>i</w:t>
+      </w:r>
+      <w:r>
+        <w:rPr/>
+        <w:t>分别为三角面和表面分块单位法向；A</w:t>
+      </w:r>
+      <w:r>
+        <w:rPr>
+          <w:vertAlign w:val="subscript"/>
+        </w:rPr>
+        <w:t>t</w:t>
+      </w:r>
+      <w:r>
+        <w:rPr/>
+        <w:t>、A</w:t>
+      </w:r>
+      <w:r>
+        <w:rPr>
+          <w:vertAlign w:val="subscript"/>
+        </w:rPr>
+        <w:t>i</w:t>
+      </w:r>
+      <w:r>
+        <w:rPr/>
+        <w:t>分别为三角面和表面分块面积；c</w:t>
+      </w:r>
+      <w:r>
+        <w:rPr>
+          <w:vertAlign w:val="subscript"/>
+        </w:rPr>
+        <w:t>t</w:t>
+      </w:r>
+      <w:r>
+        <w:rPr/>
+        <w:t>、c</w:t>
+      </w:r>
+      <w:r>
+        <w:rPr>
+          <w:vertAlign w:val="subscript"/>
+        </w:rPr>
+        <w:t>i</w:t>
+      </w:r>
+      <w:r>
+        <w:rPr/>
+        <w:t>分别为三角面和表面分块中心。</w:t>
+      </w:r>
+    </w:p>
+    <w:p>
+      <w:pPr>
+        <w:spacing w:line="300" w:lineRule="auto"/>
+        <w:ind w:firstLine="420"/>
+      </w:pPr>
+      <w:r>
+        <w:rPr/>
+        <w:t>T</w:t>
+      </w:r>
+      <w:r>
+        <w:rPr>
+          <w:vertAlign w:val="subscript"/>
+        </w:rPr>
+        <w:t>i</w:t>
+      </w:r>
+      <w:r>
+        <w:rPr/>
+        <w:t>为表面分块i包含的三角面集合；x为点云点；S(T)为IFC三角表面点集合；d(x,T)为点到IFC三角表面的最近距离；τ</w:t>
+      </w:r>
+      <w:r>
+        <w:rPr>
+          <w:vertAlign w:val="subscript"/>
+        </w:rPr>
+        <w:t>d</w:t>
+      </w:r>
+      <w:r>
+        <w:rPr/>
+        <w:t>为距离阈值；t*(x)为取得d(x,T)的三角面，称为点x的最近三角面。</w:t>
+      </w:r>
+    </w:p>
+    <w:p>
+      <w:pPr>
+        <w:spacing w:line="300" w:lineRule="auto"/>
+        <w:ind w:firstLine="420"/>
+      </w:pPr>
+      <w:r>
+        <w:rPr/>
+        <w:t>M</w:t>
+      </w:r>
+      <w:r>
+        <w:rPr>
+          <w:vertAlign w:val="subscript"/>
+        </w:rPr>
+        <w:t>i</w:t>
+      </w:r>
+      <w:r>
+        <w:rPr/>
+        <w:t>为未直接观测指示值；N</w:t>
+      </w:r>
+      <w:r>
+        <w:rPr>
+          <w:vertAlign w:val="subscript"/>
+        </w:rPr>
+        <w:t>i</w:t>
+      </w:r>
+      <w:r>
+        <w:rPr/>
+        <w:t>为有效视角数量；Q</w:t>
+      </w:r>
+      <w:r>
+        <w:rPr>
+          <w:vertAlign w:val="superscript"/>
+        </w:rPr>
+        <w:t>res</w:t>
+      </w:r>
+      <w:r>
+        <w:rPr>
+          <w:vertAlign w:val="subscript"/>
+        </w:rPr>
+        <w:t>i</w:t>
+      </w:r>
+      <w:r>
+        <w:rPr/>
+        <w:t>为投影分辨率质量；R</w:t>
+      </w:r>
+      <w:r>
+        <w:rPr>
+          <w:vertAlign w:val="subscript"/>
+        </w:rPr>
+        <w:t>i</w:t>
+      </w:r>
+      <w:r>
+        <w:rPr/>
+        <w:t>为配准置信度；F</w:t>
+      </w:r>
+      <w:r>
+        <w:rPr>
+          <w:vertAlign w:val="subscript"/>
+        </w:rPr>
+        <w:t>i</w:t>
+      </w:r>
+      <w:r>
+        <w:rPr/>
+        <w:t>为最佳正视性；B</w:t>
+      </w:r>
+      <w:r>
+        <w:rPr>
+          <w:vertAlign w:val="subscript"/>
+        </w:rPr>
+        <w:t>i</w:t>
+      </w:r>
+      <w:r>
+        <w:rPr/>
+        <w:t>为角度多样性；C</w:t>
+      </w:r>
+      <w:r>
+        <w:rPr>
+          <w:vertAlign w:val="subscript"/>
+        </w:rPr>
+        <w:t>i</w:t>
+      </w:r>
+      <w:r>
+        <w:rPr/>
+        <w:t>为覆盖比例；ρ</w:t>
+      </w:r>
+      <w:r>
+        <w:rPr>
+          <w:vertAlign w:val="subscript"/>
+        </w:rPr>
+        <w:t>i</w:t>
+      </w:r>
+      <w:r>
+        <w:rPr/>
+        <w:t>为点密度比例。</w:t>
+      </w:r>
+    </w:p>
+    <w:p>
+      <w:pPr>
+        <w:spacing w:line="300" w:lineRule="auto"/>
+        <w:ind w:firstLine="420"/>
+      </w:pPr>
+      <w:r>
+        <w:rPr/>
+        <w:t>P</w:t>
+      </w:r>
+      <w:r>
+        <w:rPr>
+          <w:vertAlign w:val="subscript"/>
+        </w:rPr>
+        <w:t>i</w:t>
+      </w:r>
+      <w:r>
+        <w:rPr/>
+        <w:t>为IFC语义分布；S</w:t>
+      </w:r>
+      <w:r>
+        <w:rPr>
+          <w:vertAlign w:val="subscript"/>
+        </w:rPr>
+        <w:t>i</w:t>
+      </w:r>
+      <w:r>
+        <w:rPr/>
+        <w:t>为点云分类标签映射得到的语义分布；m</w:t>
+      </w:r>
+      <w:r>
+        <w:rPr>
+          <w:vertAlign w:val="subscript"/>
+        </w:rPr>
+        <w:t>i</w:t>
+      </w:r>
+      <w:r>
+        <w:rPr/>
+        <w:t>为二者平均分布；H</w:t>
+      </w:r>
+      <w:r>
+        <w:rPr>
+          <w:vertAlign w:val="subscript"/>
+        </w:rPr>
+        <w:t>i</w:t>
+      </w:r>
+      <w:r>
+        <w:rPr/>
+        <w:t>为IFC材料存在指示值；K</w:t>
+      </w:r>
+      <w:r>
+        <w:rPr>
+          <w:vertAlign w:val="subscript"/>
+        </w:rPr>
+        <w:t>i</w:t>
+      </w:r>
+      <w:r>
+        <w:rPr/>
+        <w:t>为可用缺口指标集合；α</w:t>
+      </w:r>
+      <w:r>
+        <w:rPr>
+          <w:vertAlign w:val="subscript"/>
+        </w:rPr>
+        <w:t>k</w:t>
+      </w:r>
+      <w:r>
+        <w:rPr/>
+        <w:t>为第k类指标权重；E</w:t>
+      </w:r>
+      <w:r>
+        <w:rPr>
+          <w:vertAlign w:val="subscript"/>
+        </w:rPr>
+        <w:t>i</w:t>
+      </w:r>
+      <w:r>
+        <w:rPr/>
+        <w:t>为工程重要度；λ为重要度放大系数。</w:t>
+      </w:r>
+    </w:p>
+    <w:p>
+      <w:pPr>
+        <w:spacing w:line="300" w:lineRule="auto"/>
+        <w:ind w:firstLine="420"/>
+      </w:pPr>
+      <w:r>
+        <w:rPr/>
+        <w:t>a</w:t>
+      </w:r>
+      <w:r>
+        <w:rPr>
+          <w:vertAlign w:val="subscript"/>
+        </w:rPr>
+        <w:t>i</w:t>
+      </w:r>
+      <w:r>
+        <w:rPr/>
+        <w:t>和h</w:t>
+      </w:r>
+      <w:r>
+        <w:rPr>
+          <w:vertAlign w:val="subscript"/>
+        </w:rPr>
+        <w:t>i</w:t>
+      </w:r>
+      <w:r>
+        <w:rPr/>
+        <w:t>为围绕表面分块法向构造的局部切向和副切向；φ</w:t>
+      </w:r>
+      <w:r>
+        <w:rPr>
+          <w:vertAlign w:val="subscript"/>
+        </w:rPr>
+        <w:t>v</w:t>
+      </w:r>
+      <w:r>
+        <w:rPr/>
+        <w:t>和ψ</w:t>
+      </w:r>
+      <w:r>
+        <w:rPr>
+          <w:vertAlign w:val="subscript"/>
+        </w:rPr>
+        <w:t>v</w:t>
+      </w:r>
+      <w:r>
+        <w:rPr/>
+        <w:t>为候选方位角和俯仰角偏移；ell</w:t>
+      </w:r>
+      <w:r>
+        <w:rPr>
+          <w:vertAlign w:val="subscript"/>
+        </w:rPr>
+        <w:t>v</w:t>
+      </w:r>
+      <w:r>
+        <w:rPr/>
+        <w:t>为候选距离；o</w:t>
+      </w:r>
+      <w:r>
+        <w:rPr>
+          <w:vertAlign w:val="subscript"/>
+        </w:rPr>
+        <w:t>v</w:t>
+      </w:r>
+      <w:r>
+        <w:rPr/>
+        <w:t>为候选位姿位置；L</w:t>
+      </w:r>
+      <w:r>
+        <w:rPr>
+          <w:vertAlign w:val="subscript"/>
+        </w:rPr>
+        <w:t>v</w:t>
+      </w:r>
+      <w:r>
+        <w:rPr/>
+        <w:t>为候选位姿计入收益的表面分块集合；η为冗余惩罚权重；O</w:t>
+      </w:r>
+      <w:r>
+        <w:rPr>
+          <w:vertAlign w:val="subscript"/>
+        </w:rPr>
+        <w:t>v</w:t>
+      </w:r>
+      <w:r>
+        <w:rPr/>
+        <w:t>为冗余惩罚项。</w:t>
+      </w:r>
+    </w:p>
+    <w:p>
+      <w:pPr>
+        <w:jc w:val="center"/>
+      </w:pPr>
+      <w:r>
+        <w:rPr/>
+        <w:t>u</w:t>
+      </w:r>
+      <w:r>
+        <w:rPr>
+          <w:vertAlign w:val="subscript"/>
+        </w:rPr>
+        <w:t>t</w:t>
+      </w:r>
+      <w:r>
+        <w:rPr/>
+        <w:t xml:space="preserve"> = (p</w:t>
+      </w:r>
+      <w:r>
+        <w:rPr>
+          <w:vertAlign w:val="subscript"/>
+        </w:rPr>
+        <w:t>t,1</w:t>
+      </w:r>
+      <w:r>
+        <w:rPr/>
+        <w:t xml:space="preserve"> − p</w:t>
+      </w:r>
+      <w:r>
+        <w:rPr>
+          <w:vertAlign w:val="subscript"/>
+        </w:rPr>
+        <w:t>t,0</w:t>
+      </w:r>
+      <w:r>
+        <w:rPr/>
+        <w:t>) × (p</w:t>
+      </w:r>
+      <w:r>
+        <w:rPr>
+          <w:vertAlign w:val="subscript"/>
+        </w:rPr>
+        <w:t>t,2</w:t>
+      </w:r>
+      <w:r>
+        <w:rPr/>
+        <w:t xml:space="preserve"> − p</w:t>
+      </w:r>
+      <w:r>
+        <w:rPr>
+          <w:vertAlign w:val="subscript"/>
+        </w:rPr>
+        <w:t>t,0</w:t>
+      </w:r>
+      <w:r>
+        <w:rPr/>
+        <w:t>)    （1）</w:t>
+      </w:r>
+    </w:p>
+    <w:p>
+      <w:pPr>
+        <w:spacing w:line="300" w:lineRule="auto"/>
+        <w:ind w:firstLine="420"/>
+      </w:pPr>
+      <w:r>
+        <w:rPr/>
+        <w:t>p</w:t>
+      </w:r>
+      <w:r>
+        <w:rPr>
+          <w:vertAlign w:val="subscript"/>
+        </w:rPr>
+        <w:t>t,0</w:t>
+      </w:r>
+      <w:r>
+        <w:rPr/>
+        <w:t>、p</w:t>
+      </w:r>
+      <w:r>
+        <w:rPr>
+          <w:vertAlign w:val="subscript"/>
+        </w:rPr>
+        <w:t>t,1</w:t>
+      </w:r>
+      <w:r>
+        <w:rPr/>
+        <w:t>、p</w:t>
+      </w:r>
+      <w:r>
+        <w:rPr>
+          <w:vertAlign w:val="subscript"/>
+        </w:rPr>
+        <w:t>t,2</w:t>
+      </w:r>
+      <w:r>
+        <w:rPr/>
+        <w:t>为第t个三角面的三个顶点，单位为米；×为向量叉乘。</w:t>
+      </w:r>
+    </w:p>
+    <w:p>
+      <w:pPr>
+        <w:jc w:val="center"/>
+      </w:pPr>
+      <w:r>
+        <w:rPr/>
+        <w:t>n</w:t>
+      </w:r>
+      <w:r>
+        <w:rPr>
+          <w:vertAlign w:val="subscript"/>
+        </w:rPr>
+        <w:t>t</w:t>
+      </w:r>
+      <w:r>
+        <w:rPr/>
+        <w:t xml:space="preserve"> = unit(u</w:t>
+      </w:r>
+      <w:r>
+        <w:rPr>
+          <w:vertAlign w:val="subscript"/>
+        </w:rPr>
+        <w:t>t</w:t>
+      </w:r>
+      <w:r>
+        <w:rPr/>
+        <w:t>)    （2）</w:t>
+      </w:r>
+    </w:p>
+    <w:p>
+      <w:pPr>
+        <w:spacing w:line="300" w:lineRule="auto"/>
+        <w:ind w:firstLine="420"/>
+      </w:pPr>
+      <w:r>
+        <w:rPr/>
+        <w:t>n</w:t>
+      </w:r>
+      <w:r>
+        <w:rPr>
+          <w:vertAlign w:val="subscript"/>
+        </w:rPr>
+        <w:t>t</w:t>
+      </w:r>
+      <w:r>
+        <w:rPr/>
+        <w:t>为第t个三角面的单位法向；当三角面退化时可采用预设默认法向。</w:t>
+      </w:r>
+    </w:p>
+    <w:p>
+      <w:pPr>
+        <w:jc w:val="center"/>
+      </w:pPr>
+      <w:r>
+        <w:rPr/>
+        <w:t>A</w:t>
+      </w:r>
+      <w:r>
+        <w:rPr>
+          <w:vertAlign w:val="subscript"/>
+        </w:rPr>
+        <w:t>t</w:t>
+      </w:r>
+      <w:r>
+        <w:rPr/>
+        <w:t xml:space="preserve"> = 0.5 ‖u</w:t>
+      </w:r>
+      <w:r>
+        <w:rPr>
+          <w:vertAlign w:val="subscript"/>
+        </w:rPr>
+        <w:t>t</w:t>
+      </w:r>
+      <w:r>
+        <w:rPr/>
+        <w:t>‖    （3）</w:t>
+      </w:r>
+    </w:p>
+    <w:p>
+      <w:pPr>
+        <w:spacing w:line="300" w:lineRule="auto"/>
+        <w:ind w:firstLine="420"/>
+      </w:pPr>
+      <w:r>
+        <w:rPr/>
+        <w:t>A</w:t>
+      </w:r>
+      <w:r>
+        <w:rPr>
+          <w:vertAlign w:val="subscript"/>
+        </w:rPr>
+        <w:t>t</w:t>
+      </w:r>
+      <w:r>
+        <w:rPr/>
+        <w:t>为第t个三角面的面积，单位为平方米。</w:t>
+      </w:r>
+    </w:p>
+    <w:p>
+      <w:pPr>
+        <w:jc w:val="center"/>
+      </w:pPr>
+      <w:r>
+        <w:rPr/>
+        <w:t>c</w:t>
+      </w:r>
+      <w:r>
+        <w:rPr>
+          <w:vertAlign w:val="subscript"/>
+        </w:rPr>
+        <w:t>t</w:t>
+      </w:r>
+      <w:r>
+        <w:rPr/>
+        <w:t xml:space="preserve"> = (p</w:t>
+      </w:r>
+      <w:r>
+        <w:rPr>
+          <w:vertAlign w:val="subscript"/>
+        </w:rPr>
+        <w:t>t,0</w:t>
+      </w:r>
+      <w:r>
+        <w:rPr/>
+        <w:t>+p</w:t>
+      </w:r>
+      <w:r>
+        <w:rPr>
+          <w:vertAlign w:val="subscript"/>
+        </w:rPr>
+        <w:t>t,1</w:t>
+      </w:r>
+      <w:r>
+        <w:rPr/>
+        <w:t>+p</w:t>
+      </w:r>
+      <w:r>
+        <w:rPr>
+          <w:vertAlign w:val="subscript"/>
+        </w:rPr>
+        <w:t>t,2</w:t>
+      </w:r>
+      <w:r>
+        <w:rPr/>
+        <w:t>) / 3    （4）</w:t>
+      </w:r>
+    </w:p>
+    <w:p>
+      <w:pPr>
+        <w:spacing w:line="300" w:lineRule="auto"/>
+        <w:ind w:firstLine="420"/>
+      </w:pPr>
+      <w:r>
+        <w:rPr/>
+        <w:t>c</w:t>
+      </w:r>
+      <w:r>
+        <w:rPr>
+          <w:vertAlign w:val="subscript"/>
+        </w:rPr>
+        <w:t>t</w:t>
+      </w:r>
+      <w:r>
+        <w:rPr/>
+        <w:t>为第t个三角面的中心点，单位为米。</w:t>
+      </w:r>
+    </w:p>
+    <w:p>
+      <w:pPr>
+        <w:jc w:val="center"/>
+      </w:pPr>
+      <w:r>
+        <w:rPr/>
+        <w:t>A</w:t>
+      </w:r>
+      <w:r>
+        <w:rPr>
+          <w:vertAlign w:val="subscript"/>
+        </w:rPr>
+        <w:t>i</w:t>
+      </w:r>
+      <w:r>
+        <w:rPr/>
+        <w:t xml:space="preserve"> = Σ</w:t>
+      </w:r>
+      <w:r>
+        <w:rPr>
+          <w:vertAlign w:val="subscript"/>
+        </w:rPr>
+        <w:t>t∈Tᵢ</w:t>
+      </w:r>
+      <w:r>
+        <w:rPr/>
+        <w:t xml:space="preserve"> A</w:t>
+      </w:r>
+      <w:r>
+        <w:rPr>
+          <w:vertAlign w:val="subscript"/>
+        </w:rPr>
+        <w:t>t</w:t>
+      </w:r>
+      <w:r>
+        <w:rPr/>
+        <w:t xml:space="preserve">    （5）</w:t>
+      </w:r>
+    </w:p>
+    <w:p>
+      <w:pPr>
+        <w:spacing w:line="300" w:lineRule="auto"/>
+        <w:ind w:firstLine="420"/>
+      </w:pPr>
+      <w:r>
+        <w:rPr/>
+        <w:t>T</w:t>
+      </w:r>
+      <w:r>
+        <w:rPr>
+          <w:vertAlign w:val="subscript"/>
+        </w:rPr>
+        <w:t>i</w:t>
+      </w:r>
+      <w:r>
+        <w:rPr/>
+        <w:t>为第i个表面分块包含的三角面集合；A</w:t>
+      </w:r>
+      <w:r>
+        <w:rPr>
+          <w:vertAlign w:val="subscript"/>
+        </w:rPr>
+        <w:t>i</w:t>
+      </w:r>
+      <w:r>
+        <w:rPr/>
+        <w:t>为表面分块面积。</w:t>
+      </w:r>
+    </w:p>
+    <w:p>
+      <w:pPr>
+        <w:jc w:val="center"/>
+      </w:pPr>
+      <w:r>
+        <w:rPr/>
+        <w:t>c</w:t>
+      </w:r>
+      <w:r>
+        <w:rPr>
+          <w:vertAlign w:val="subscript"/>
+        </w:rPr>
+        <w:t>i</w:t>
+      </w:r>
+      <w:r>
+        <w:rPr/>
+        <w:t xml:space="preserve"> = (Σ</w:t>
+      </w:r>
+      <w:r>
+        <w:rPr>
+          <w:vertAlign w:val="subscript"/>
+        </w:rPr>
+        <w:t>t∈Tᵢ</w:t>
+      </w:r>
+      <w:r>
+        <w:rPr/>
+        <w:t xml:space="preserve"> A</w:t>
+      </w:r>
+      <w:r>
+        <w:rPr>
+          <w:vertAlign w:val="subscript"/>
+        </w:rPr>
+        <w:t>t</w:t>
+      </w:r>
+      <w:r>
+        <w:rPr/>
+        <w:t xml:space="preserve"> c</w:t>
+      </w:r>
+      <w:r>
+        <w:rPr>
+          <w:vertAlign w:val="subscript"/>
+        </w:rPr>
+        <w:t>t</w:t>
+      </w:r>
+      <w:r>
+        <w:rPr/>
+        <w:t>) / A</w:t>
+      </w:r>
+      <w:r>
+        <w:rPr>
+          <w:vertAlign w:val="subscript"/>
+        </w:rPr>
+        <w:t>i</w:t>
+      </w:r>
+      <w:r>
+        <w:rPr/>
+        <w:t xml:space="preserve">    （6）</w:t>
+      </w:r>
+    </w:p>
+    <w:p>
+      <w:pPr>
+        <w:spacing w:line="300" w:lineRule="auto"/>
+        <w:ind w:firstLine="420"/>
+      </w:pPr>
+      <w:r>
+        <w:rPr/>
+        <w:t>c</w:t>
+      </w:r>
+      <w:r>
+        <w:rPr>
+          <w:vertAlign w:val="subscript"/>
+        </w:rPr>
+        <w:t>i</w:t>
+      </w:r>
+      <w:r>
+        <w:rPr/>
+        <w:t>为第i个表面分块的面积加权中心。</w:t>
+      </w:r>
+    </w:p>
+    <w:p>
+      <w:pPr>
+        <w:jc w:val="center"/>
+      </w:pPr>
+      <w:r>
+        <w:rPr/>
+        <w:t>n</w:t>
+      </w:r>
+      <w:r>
+        <w:rPr>
+          <w:vertAlign w:val="subscript"/>
+        </w:rPr>
+        <w:t>i</w:t>
+      </w:r>
+      <w:r>
+        <w:rPr/>
+        <w:t xml:space="preserve"> = unit(Σ</w:t>
+      </w:r>
+      <w:r>
+        <w:rPr>
+          <w:vertAlign w:val="subscript"/>
+        </w:rPr>
+        <w:t>t∈Tᵢ</w:t>
+      </w:r>
+      <w:r>
+        <w:rPr/>
+        <w:t xml:space="preserve"> A</w:t>
+      </w:r>
+      <w:r>
+        <w:rPr>
+          <w:vertAlign w:val="subscript"/>
+        </w:rPr>
+        <w:t>t</w:t>
+      </w:r>
+      <w:r>
+        <w:rPr/>
+        <w:t xml:space="preserve"> n</w:t>
+      </w:r>
+      <w:r>
+        <w:rPr>
+          <w:vertAlign w:val="subscript"/>
+        </w:rPr>
+        <w:t>t</w:t>
+      </w:r>
+      <w:r>
+        <w:rPr/>
+        <w:t>)    （7）</w:t>
+      </w:r>
+    </w:p>
+    <w:p>
+      <w:pPr>
+        <w:spacing w:line="300" w:lineRule="auto"/>
+        <w:ind w:firstLine="420"/>
+      </w:pPr>
+      <w:r>
+        <w:rPr/>
+        <w:t>n</w:t>
+      </w:r>
+      <w:r>
+        <w:rPr>
+          <w:vertAlign w:val="subscript"/>
+        </w:rPr>
+        <w:t>i</w:t>
+      </w:r>
+      <w:r>
+        <w:rPr/>
+        <w:t>为第i个表面分块的面积加权法向。</w:t>
+      </w:r>
+    </w:p>
+    <w:p>
+      <w:pPr>
+        <w:jc w:val="center"/>
+      </w:pPr>
+      <w:r>
+        <w:rPr/>
+        <w:t>n</w:t>
+      </w:r>
+      <w:r>
+        <w:rPr>
+          <w:vertAlign w:val="subscript"/>
+        </w:rPr>
+        <w:t>j</w:t>
+      </w:r>
+      <w:r>
+        <w:rPr>
+          <w:vertAlign w:val="superscript"/>
+        </w:rPr>
+        <w:t>T</w:t>
+      </w:r>
+      <w:r>
+        <w:rPr/>
+        <w:t xml:space="preserve"> n</w:t>
+      </w:r>
+      <w:r>
+        <w:rPr>
+          <w:vertAlign w:val="subscript"/>
+        </w:rPr>
+        <w:t>k</w:t>
+      </w:r>
+      <w:r>
+        <w:rPr/>
+        <w:t xml:space="preserve"> ≥ cos(θ) and n</w:t>
+      </w:r>
+      <w:r>
+        <w:rPr>
+          <w:vertAlign w:val="subscript"/>
+        </w:rPr>
+        <w:t>s</w:t>
+      </w:r>
+      <w:r>
+        <w:rPr>
+          <w:vertAlign w:val="superscript"/>
+        </w:rPr>
+        <w:t>T</w:t>
+      </w:r>
+      <w:r>
+        <w:rPr/>
+        <w:t xml:space="preserve"> n</w:t>
+      </w:r>
+      <w:r>
+        <w:rPr>
+          <w:vertAlign w:val="subscript"/>
+        </w:rPr>
+        <w:t>k</w:t>
+      </w:r>
+      <w:r>
+        <w:rPr/>
+        <w:t xml:space="preserve"> ≥ cos(θ)    （8）</w:t>
+      </w:r>
+    </w:p>
+    <w:p>
+      <w:pPr>
+        <w:spacing w:line="300" w:lineRule="auto"/>
+        <w:ind w:firstLine="420"/>
+      </w:pPr>
+      <w:r>
+        <w:rPr/>
+        <w:t>j为正在扩展的三角面，k为候选邻接三角面，s为区域种子三角面，θ为法向阈值。</w:t>
+      </w:r>
+    </w:p>
+    <w:p>
+      <w:pPr>
+        <w:spacing w:line="300" w:lineRule="auto"/>
+        <w:ind w:firstLine="420"/>
+      </w:pPr>
+      <w:r>
+        <w:rPr/>
+        <w:t>对公式（8）作进一步说明。在三维直角坐标系中，任一三角面的单位法向均为一个空间向量，记第t个三角面的单位法向为n</w:t>
+      </w:r>
+      <w:r>
+        <w:rPr>
+          <w:vertAlign w:val="subscript"/>
+        </w:rPr>
+        <w:t>t</w:t>
+      </w:r>
+      <w:r>
+        <w:rPr/>
+        <w:t>=(n</w:t>
+      </w:r>
+      <w:r>
+        <w:rPr>
+          <w:vertAlign w:val="subscript"/>
+        </w:rPr>
+        <w:t>t,x</w:t>
+      </w:r>
+      <w:r>
+        <w:rPr/>
+        <w:t>, n</w:t>
+      </w:r>
+      <w:r>
+        <w:rPr>
+          <w:vertAlign w:val="subscript"/>
+        </w:rPr>
+        <w:t>t,y</w:t>
+      </w:r>
+      <w:r>
+        <w:rPr/>
+        <w:t>, n</w:t>
+      </w:r>
+      <w:r>
+        <w:rPr>
+          <w:vertAlign w:val="subscript"/>
+        </w:rPr>
+        <w:t>t,z</w:t>
+      </w:r>
+      <w:r>
+        <w:rPr/>
+        <w:t>)，其模长为1，即n</w:t>
+      </w:r>
+      <w:r>
+        <w:rPr>
+          <w:vertAlign w:val="subscript"/>
+        </w:rPr>
+        <w:t>t,x</w:t>
+      </w:r>
+      <w:r>
+        <w:rPr>
+          <w:vertAlign w:val="superscript"/>
+        </w:rPr>
+        <w:t>2+n</w:t>
+      </w:r>
+      <w:r>
+        <w:rPr>
+          <w:vertAlign w:val="subscript"/>
+        </w:rPr>
+        <w:t>t,y</w:t>
+      </w:r>
+      <w:r>
+        <w:rPr>
+          <w:vertAlign w:val="superscript"/>
+        </w:rPr>
+        <w:t>2+n</w:t>
+      </w:r>
+      <w:r>
+        <w:rPr>
+          <w:vertAlign w:val="subscript"/>
+        </w:rPr>
+        <w:t>t,z</w:t>
+      </w:r>
+      <w:r>
+        <w:rPr>
+          <w:vertAlign w:val="superscript"/>
+        </w:rPr>
+        <w:t>2</w:t>
+      </w:r>
+      <w:r>
+        <w:rPr/>
+        <w:t>=1。该向量由公式（1）的两条边向量叉乘并经公式（2）单位化得到，其方向垂直于该三角面所在平面，用于表征该三角面在空间中的朝向。</w:t>
+      </w:r>
+    </w:p>
+    <w:p>
+      <w:pPr>
+        <w:spacing w:line="300" w:lineRule="auto"/>
+        <w:ind w:firstLine="420"/>
+      </w:pPr>
+      <w:r>
+        <w:rPr/>
+        <w:t>两个单位法向的点积等于二者对应坐标分量乘积之和，即n</w:t>
+      </w:r>
+      <w:r>
+        <w:rPr>
+          <w:vertAlign w:val="subscript"/>
+        </w:rPr>
+        <w:t>j</w:t>
+      </w:r>
+      <w:r>
+        <w:rPr>
+          <w:vertAlign w:val="superscript"/>
+        </w:rPr>
+        <w:t>T</w:t>
+      </w:r>
+      <w:r>
+        <w:rPr/>
+        <w:t xml:space="preserve"> n</w:t>
+      </w:r>
+      <w:r>
+        <w:rPr>
+          <w:vertAlign w:val="subscript"/>
+        </w:rPr>
+        <w:t>k</w:t>
+      </w:r>
+      <w:r>
+        <w:rPr/>
+        <w:t xml:space="preserve"> = n</w:t>
+      </w:r>
+      <w:r>
+        <w:rPr>
+          <w:vertAlign w:val="subscript"/>
+        </w:rPr>
+        <w:t>j,x</w:t>
+      </w:r>
+      <w:r>
+        <w:rPr/>
+        <w:t>n</w:t>
+      </w:r>
+      <w:r>
+        <w:rPr>
+          <w:vertAlign w:val="subscript"/>
+        </w:rPr>
+        <w:t>k,x</w:t>
+      </w:r>
+      <w:r>
+        <w:rPr/>
+        <w:t xml:space="preserve"> + n</w:t>
+      </w:r>
+      <w:r>
+        <w:rPr>
+          <w:vertAlign w:val="subscript"/>
+        </w:rPr>
+        <w:t>j,y</w:t>
+      </w:r>
+      <w:r>
+        <w:rPr/>
+        <w:t>n</w:t>
+      </w:r>
+      <w:r>
+        <w:rPr>
+          <w:vertAlign w:val="subscript"/>
+        </w:rPr>
+        <w:t>k,y</w:t>
+      </w:r>
+      <w:r>
+        <w:rPr/>
+        <w:t xml:space="preserve"> + n</w:t>
+      </w:r>
+      <w:r>
+        <w:rPr>
+          <w:vertAlign w:val="subscript"/>
+        </w:rPr>
+        <w:t>j,z</w:t>
+      </w:r>
+      <w:r>
+        <w:rPr/>
+        <w:t>n</w:t>
+      </w:r>
+      <w:r>
+        <w:rPr>
+          <w:vertAlign w:val="subscript"/>
+        </w:rPr>
+        <w:t>k,z</w:t>
+      </w:r>
+      <w:r>
+        <w:rPr/>
+        <w:t>。由向量点积的定义，两个单位向量的点积在数值上等于二者夹角的余弦值，即n</w:t>
+      </w:r>
+      <w:r>
+        <w:rPr>
+          <w:vertAlign w:val="subscript"/>
+        </w:rPr>
+        <w:t>j</w:t>
+      </w:r>
+      <w:r>
+        <w:rPr>
+          <w:vertAlign w:val="superscript"/>
+        </w:rPr>
+        <w:t>T</w:t>
+      </w:r>
+      <w:r>
+        <w:rPr/>
+        <w:t xml:space="preserve"> n</w:t>
+      </w:r>
+      <w:r>
+        <w:rPr>
+          <w:vertAlign w:val="subscript"/>
+        </w:rPr>
+        <w:t>k</w:t>
+      </w:r>
+      <w:r>
+        <w:rPr/>
+        <w:t xml:space="preserve"> = cos(angle(n</w:t>
+      </w:r>
+      <w:r>
+        <w:rPr>
+          <w:vertAlign w:val="subscript"/>
+        </w:rPr>
+        <w:t>j</w:t>
+      </w:r>
+      <w:r>
+        <w:rPr/>
+        <w:t>, n</w:t>
+      </w:r>
+      <w:r>
+        <w:rPr>
+          <w:vertAlign w:val="subscript"/>
+        </w:rPr>
+        <w:t>k</w:t>
+      </w:r>
+      <w:r>
+        <w:rPr/>
+        <w:t>))。由于余弦函数在0度至180度区间内单调递减，条件n</w:t>
+      </w:r>
+      <w:r>
+        <w:rPr>
+          <w:vertAlign w:val="subscript"/>
+        </w:rPr>
+        <w:t>j</w:t>
+      </w:r>
+      <w:r>
+        <w:rPr>
+          <w:vertAlign w:val="superscript"/>
+        </w:rPr>
+        <w:t>T</w:t>
+      </w:r>
+      <w:r>
+        <w:rPr/>
+        <w:t xml:space="preserve"> n</w:t>
+      </w:r>
+      <w:r>
+        <w:rPr>
+          <w:vertAlign w:val="subscript"/>
+        </w:rPr>
+        <w:t>k</w:t>
+      </w:r>
+      <w:r>
+        <w:rPr/>
+        <w:t xml:space="preserve"> ≥ cos(θ)与条件angle(n</w:t>
+      </w:r>
+      <w:r>
+        <w:rPr>
+          <w:vertAlign w:val="subscript"/>
+        </w:rPr>
+        <w:t>j</w:t>
+      </w:r>
+      <w:r>
+        <w:rPr/>
+        <w:t>, n</w:t>
+      </w:r>
+      <w:r>
+        <w:rPr>
+          <w:vertAlign w:val="subscript"/>
+        </w:rPr>
+        <w:t>k</w:t>
+      </w:r>
+      <w:r>
+        <w:rPr/>
+        <w:t>) ≤ θ等价。因此公式（8）在几何上表示：候选邻接三角面的法向与被比较三角面的法向之间的夹角不超过法向阈值θ。取θ为20度时，即要求两个三角面的朝向偏差不超过20度。</w:t>
+      </w:r>
+    </w:p>
+    <w:p>
+      <w:pPr>
+        <w:spacing w:line="300" w:lineRule="auto"/>
+        <w:ind w:firstLine="420"/>
+      </w:pPr>
+      <w:r>
+        <w:rPr/>
+        <w:t>公式（8）同时要求两个条件成立：n</w:t>
+      </w:r>
+      <w:r>
+        <w:rPr>
+          <w:vertAlign w:val="subscript"/>
+        </w:rPr>
+        <w:t>j</w:t>
+      </w:r>
+      <w:r>
+        <w:rPr>
+          <w:vertAlign w:val="superscript"/>
+        </w:rPr>
+        <w:t>T</w:t>
+      </w:r>
+      <w:r>
+        <w:rPr/>
+        <w:t xml:space="preserve"> n</w:t>
+      </w:r>
+      <w:r>
+        <w:rPr>
+          <w:vertAlign w:val="subscript"/>
+        </w:rPr>
+        <w:t>k</w:t>
+      </w:r>
+      <w:r>
+        <w:rPr/>
+        <w:t xml:space="preserve"> ≥ cos(θ)为当前法向约束，其中j为正在扩展的三角面，即候选邻接三角面所邻接的、已属于正在生长区域的那个三角面，该约束限制相邻两个三角面之间的朝向偏差；n</w:t>
+      </w:r>
+      <w:r>
+        <w:rPr>
+          <w:vertAlign w:val="subscript"/>
+        </w:rPr>
+        <w:t>s</w:t>
+      </w:r>
+      <w:r>
+        <w:rPr>
+          <w:vertAlign w:val="superscript"/>
+        </w:rPr>
+        <w:t>T</w:t>
+      </w:r>
+      <w:r>
+        <w:rPr/>
+        <w:t xml:space="preserve"> n</w:t>
+      </w:r>
+      <w:r>
+        <w:rPr>
+          <w:vertAlign w:val="subscript"/>
+        </w:rPr>
+        <w:t>k</w:t>
+      </w:r>
+      <w:r>
+        <w:rPr/>
+        <w:t xml:space="preserve"> ≥ cos(θ)为种子法向约束，其中s为该区域生长起始的种子三角面，该约束限制候选邻接三角面与区域起始朝向之间的偏差。</w:t>
+      </w:r>
+    </w:p>
+    <w:p>
+      <w:pPr>
+        <w:spacing w:line="300" w:lineRule="auto"/>
+        <w:ind w:firstLine="420"/>
+      </w:pPr>
+      <w:r>
+        <w:rPr/>
+        <w:t>两项约束缺一不可的原因在于：若仅设置当前法向约束，则在曲面或折面上，相邻三角面之间的夹角可以均小于θ，但沿区域生长路径逐面累积后，末端三角面与种子三角面的夹角可以远大于θ，从而把朝向差异显著的表面区域并入同一表面分块，即产生链式误合并。增加种子法向约束后，区域内任一三角面与种子三角面的夹角均被限制在θ以内，区域生长在累积偏转达到该限度时即行终止，由此把连续弯曲的表面切分为若干朝向一致的表面分块，使后续缺口指标在朝向一致的局部表面上计算。</w:t>
+      </w:r>
+    </w:p>
+    <w:p>
+      <w:pPr>
+        <w:jc w:val="center"/>
+      </w:pPr>
+      <w:r>
+        <w:rPr/>
+        <w:t>d(x,T) = min</w:t>
+      </w:r>
+      <w:r>
+        <w:rPr>
+          <w:vertAlign w:val="subscript"/>
+        </w:rPr>
+        <w:t>y∈S(T)</w:t>
+      </w:r>
+      <w:r>
+        <w:rPr/>
+        <w:t xml:space="preserve"> ‖x − y‖    （9）</w:t>
+      </w:r>
+    </w:p>
+    <w:p>
+      <w:pPr>
+        <w:spacing w:line="300" w:lineRule="auto"/>
+        <w:ind w:firstLine="420"/>
+      </w:pPr>
+      <w:r>
         <w:rPr>
           <w:rFonts w:ascii="SimSun" w:hAnsi="SimSun" w:eastAsia="SimSun"/>
           <w:b w:val="0"/>
           <w:sz w:val="24"/>
         </w:rPr>
-        <w:t>p_{t,0}、p_{t,1}、p_{t,2}为三角面顶点坐标；u_t为未归一化法向；n_t、n_i分别为三角面和表面分块单位法向；A_t、A_i分别为三角面和表面分块面积；c_t、c_i分别为三角面和表面分块中心。</w:t>
+        <w:t>x为点云点，T为IFC三角面集合，S(T)为三角面表面点集合；d的单位为米。</w:t>
+      </w:r>
+    </w:p>
+    <w:p>
+      <w:pPr>
+        <w:spacing w:line="300" w:lineRule="auto"/>
+        <w:ind w:firstLine="420"/>
+      </w:pPr>
+      <w:r>
+        <w:rPr/>
+        <w:t>对公式（9）作进一步说明。在三维直角坐标系中，x为三维点云中的一个点，记为x=(x</w:t>
+      </w:r>
+      <w:r>
+        <w:rPr>
+          <w:vertAlign w:val="subscript"/>
+        </w:rPr>
+        <w:t>1</w:t>
+      </w:r>
+      <w:r>
+        <w:rPr/>
+        <w:t>, x</w:t>
+      </w:r>
+      <w:r>
+        <w:rPr>
+          <w:vertAlign w:val="subscript"/>
+        </w:rPr>
+        <w:t>2</w:t>
+      </w:r>
+      <w:r>
+        <w:rPr/>
+        <w:t>, x</w:t>
+      </w:r>
+      <w:r>
+        <w:rPr>
+          <w:vertAlign w:val="subscript"/>
+        </w:rPr>
+        <w:t>3</w:t>
+      </w:r>
+      <w:r>
+        <w:rPr/>
+        <w:t>)，单位为米。第t个三角面由公式（1）所述的三个顶点p</w:t>
+      </w:r>
+      <w:r>
+        <w:rPr>
+          <w:vertAlign w:val="subscript"/>
+        </w:rPr>
+        <w:t>t,0</w:t>
+      </w:r>
+      <w:r>
+        <w:rPr/>
+        <w:t>、p</w:t>
+      </w:r>
+      <w:r>
+        <w:rPr>
+          <w:vertAlign w:val="subscript"/>
+        </w:rPr>
+        <w:t>t,1</w:t>
+      </w:r>
+      <w:r>
+        <w:rPr/>
+        <w:t>、p</w:t>
+      </w:r>
+      <w:r>
+        <w:rPr>
+          <w:vertAlign w:val="subscript"/>
+        </w:rPr>
+        <w:t>t,2</w:t>
+      </w:r>
+      <w:r>
+        <w:rPr/>
+        <w:t>确定，该三角面上的任一点y可表示为：</w:t>
+      </w:r>
+    </w:p>
+    <w:p>
+      <w:pPr>
+        <w:spacing w:line="300" w:lineRule="auto"/>
+        <w:ind w:firstLine="420"/>
+      </w:pPr>
+      <w:r>
+        <w:rPr/>
+        <w:t>y(λ</w:t>
+      </w:r>
+      <w:r>
+        <w:rPr>
+          <w:vertAlign w:val="subscript"/>
+        </w:rPr>
+        <w:t>1</w:t>
+      </w:r>
+      <w:r>
+        <w:rPr/>
+        <w:t>, λ</w:t>
+      </w:r>
+      <w:r>
+        <w:rPr>
+          <w:vertAlign w:val="subscript"/>
+        </w:rPr>
+        <w:t>2</w:t>
+      </w:r>
+      <w:r>
+        <w:rPr/>
+        <w:t>) = p</w:t>
+      </w:r>
+      <w:r>
+        <w:rPr>
+          <w:vertAlign w:val="subscript"/>
+        </w:rPr>
+        <w:t>t,0</w:t>
+      </w:r>
+      <w:r>
+        <w:rPr/>
+        <w:t xml:space="preserve"> + λ</w:t>
+      </w:r>
+      <w:r>
+        <w:rPr>
+          <w:vertAlign w:val="subscript"/>
+        </w:rPr>
+        <w:t>1</w:t>
+      </w:r>
+      <w:r>
+        <w:rPr/>
+        <w:t>(p</w:t>
+      </w:r>
+      <w:r>
+        <w:rPr>
+          <w:vertAlign w:val="subscript"/>
+        </w:rPr>
+        <w:t>t,1</w:t>
+      </w:r>
+      <w:r>
+        <w:rPr/>
+        <w:t xml:space="preserve"> − p</w:t>
+      </w:r>
+      <w:r>
+        <w:rPr>
+          <w:vertAlign w:val="subscript"/>
+        </w:rPr>
+        <w:t>t,0</w:t>
+      </w:r>
+      <w:r>
+        <w:rPr/>
+        <w:t>) + λ</w:t>
+      </w:r>
+      <w:r>
+        <w:rPr>
+          <w:vertAlign w:val="subscript"/>
+        </w:rPr>
+        <w:t>2</w:t>
+      </w:r>
+      <w:r>
+        <w:rPr/>
+        <w:t>(p</w:t>
+      </w:r>
+      <w:r>
+        <w:rPr>
+          <w:vertAlign w:val="subscript"/>
+        </w:rPr>
+        <w:t>t,2</w:t>
+      </w:r>
+      <w:r>
+        <w:rPr/>
+        <w:t xml:space="preserve"> − p</w:t>
+      </w:r>
+      <w:r>
+        <w:rPr>
+          <w:vertAlign w:val="subscript"/>
+        </w:rPr>
+        <w:t>t,0</w:t>
+      </w:r>
+      <w:r>
+        <w:rPr/>
+        <w:t>)，λ</w:t>
+      </w:r>
+      <w:r>
+        <w:rPr>
+          <w:vertAlign w:val="subscript"/>
+        </w:rPr>
+        <w:t>1</w:t>
+      </w:r>
+      <w:r>
+        <w:rPr/>
+        <w:t xml:space="preserve"> ≥ 0，λ</w:t>
+      </w:r>
+      <w:r>
+        <w:rPr>
+          <w:vertAlign w:val="subscript"/>
+        </w:rPr>
+        <w:t>2</w:t>
+      </w:r>
+      <w:r>
+        <w:rPr/>
+        <w:t xml:space="preserve"> ≥ 0，λ</w:t>
+      </w:r>
+      <w:r>
+        <w:rPr>
+          <w:vertAlign w:val="subscript"/>
+        </w:rPr>
+        <w:t>1</w:t>
+      </w:r>
+      <w:r>
+        <w:rPr/>
+        <w:t xml:space="preserve"> + λ</w:t>
+      </w:r>
+      <w:r>
+        <w:rPr>
+          <w:vertAlign w:val="subscript"/>
+        </w:rPr>
+        <w:t>2</w:t>
+      </w:r>
+      <w:r>
+        <w:rPr/>
+        <w:t xml:space="preserve"> ≤ 1    （9-1）</w:t>
+      </w:r>
+    </w:p>
+    <w:p>
+      <w:pPr>
+        <w:spacing w:line="300" w:lineRule="auto"/>
+        <w:ind w:firstLine="420"/>
+      </w:pPr>
+      <w:r>
+        <w:rPr/>
+        <w:t>λ</w:t>
+      </w:r>
+      <w:r>
+        <w:rPr>
+          <w:vertAlign w:val="subscript"/>
+        </w:rPr>
+        <w:t>1</w:t>
+      </w:r>
+      <w:r>
+        <w:rPr/>
+        <w:t>、λ</w:t>
+      </w:r>
+      <w:r>
+        <w:rPr>
+          <w:vertAlign w:val="subscript"/>
+        </w:rPr>
+        <w:t>2</w:t>
+      </w:r>
+      <w:r>
+        <w:rPr/>
+        <w:t>为重心坐标参数，即该点以(1−λ</w:t>
+      </w:r>
+      <w:r>
+        <w:rPr>
+          <w:vertAlign w:val="subscript"/>
+        </w:rPr>
+        <w:t>1</w:t>
+      </w:r>
+      <w:r>
+        <w:rPr/>
+        <w:t>−λ</w:t>
+      </w:r>
+      <w:r>
+        <w:rPr>
+          <w:vertAlign w:val="subscript"/>
+        </w:rPr>
+        <w:t>2</w:t>
+      </w:r>
+      <w:r>
+        <w:rPr/>
+        <w:t>, λ</w:t>
+      </w:r>
+      <w:r>
+        <w:rPr>
+          <w:vertAlign w:val="subscript"/>
+        </w:rPr>
+        <w:t>1</w:t>
+      </w:r>
+      <w:r>
+        <w:rPr/>
+        <w:t>, λ</w:t>
+      </w:r>
+      <w:r>
+        <w:rPr>
+          <w:vertAlign w:val="subscript"/>
+        </w:rPr>
+        <w:t>2</w:t>
+      </w:r>
+      <w:r>
+        <w:rPr/>
+        <w:t>)为重心坐标；该三角面的表面点集为S(t) = {y(λ</w:t>
+      </w:r>
+      <w:r>
+        <w:rPr>
+          <w:vertAlign w:val="subscript"/>
+        </w:rPr>
+        <w:t>1</w:t>
+      </w:r>
+      <w:r>
+        <w:rPr/>
+        <w:t>, λ</w:t>
+      </w:r>
+      <w:r>
+        <w:rPr>
+          <w:vertAlign w:val="subscript"/>
+        </w:rPr>
+        <w:t>2</w:t>
+      </w:r>
+      <w:r>
+        <w:rPr/>
+        <w:t>)}，三角面集合T的表面点集S(T)为各三角面表面点集之并。公式（9）中的‖x−y‖为欧氏范数：</w:t>
+      </w:r>
+    </w:p>
+    <w:p>
+      <w:pPr>
+        <w:spacing w:line="300" w:lineRule="auto"/>
+        <w:ind w:firstLine="420"/>
+      </w:pPr>
+      <w:r>
+        <w:rPr/>
+        <w:t>‖x − y‖ = √[(x</w:t>
+      </w:r>
+      <w:r>
+        <w:rPr>
+          <w:vertAlign w:val="subscript"/>
+        </w:rPr>
+        <w:t>1</w:t>
+      </w:r>
+      <w:r>
+        <w:rPr/>
+        <w:t xml:space="preserve"> − y</w:t>
+      </w:r>
+      <w:r>
+        <w:rPr>
+          <w:vertAlign w:val="subscript"/>
+        </w:rPr>
+        <w:t>1</w:t>
+      </w:r>
+      <w:r>
+        <w:rPr/>
+        <w:t>)</w:t>
+      </w:r>
+      <w:r>
+        <w:rPr>
+          <w:vertAlign w:val="superscript"/>
+        </w:rPr>
+        <w:t>2</w:t>
+      </w:r>
+      <w:r>
+        <w:rPr/>
+        <w:t xml:space="preserve"> + (x</w:t>
+      </w:r>
+      <w:r>
+        <w:rPr>
+          <w:vertAlign w:val="subscript"/>
+        </w:rPr>
+        <w:t>2</w:t>
+      </w:r>
+      <w:r>
+        <w:rPr/>
+        <w:t xml:space="preserve"> − y</w:t>
+      </w:r>
+      <w:r>
+        <w:rPr>
+          <w:vertAlign w:val="subscript"/>
+        </w:rPr>
+        <w:t>2</w:t>
+      </w:r>
+      <w:r>
+        <w:rPr/>
+        <w:t>)</w:t>
+      </w:r>
+      <w:r>
+        <w:rPr>
+          <w:vertAlign w:val="superscript"/>
+        </w:rPr>
+        <w:t>2</w:t>
+      </w:r>
+      <w:r>
+        <w:rPr/>
+        <w:t xml:space="preserve"> + (x</w:t>
+      </w:r>
+      <w:r>
+        <w:rPr>
+          <w:vertAlign w:val="subscript"/>
+        </w:rPr>
+        <w:t>3</w:t>
+      </w:r>
+      <w:r>
+        <w:rPr/>
+        <w:t xml:space="preserve"> − y</w:t>
+      </w:r>
+      <w:r>
+        <w:rPr>
+          <w:vertAlign w:val="subscript"/>
+        </w:rPr>
+        <w:t>3</w:t>
+      </w:r>
+      <w:r>
+        <w:rPr/>
+        <w:t>)</w:t>
+      </w:r>
+      <w:r>
+        <w:rPr>
+          <w:vertAlign w:val="superscript"/>
+        </w:rPr>
+        <w:t>2</w:t>
+      </w:r>
+      <w:r>
+        <w:rPr/>
+        <w:t>]    （9-2）</w:t>
+      </w:r>
+    </w:p>
+    <w:p>
+      <w:pPr>
+        <w:spacing w:line="300" w:lineRule="auto"/>
+        <w:ind w:firstLine="420"/>
+      </w:pPr>
+      <w:r>
+        <w:rPr/>
+        <w:t>点到单个三角面的最近距离d(x,t)存在闭式解，无需迭代求取：先将x投影到该三角面所在平面，得投影点及其重心坐标参数λ</w:t>
+      </w:r>
+      <w:r>
+        <w:rPr>
+          <w:vertAlign w:val="subscript"/>
+        </w:rPr>
+        <w:t>1</w:t>
+      </w:r>
+      <w:r>
+        <w:rPr/>
+        <w:t>、λ</w:t>
+      </w:r>
+      <w:r>
+        <w:rPr>
+          <w:vertAlign w:val="subscript"/>
+        </w:rPr>
+        <w:t>2</w:t>
+      </w:r>
+      <w:r>
+        <w:rPr/>
+        <w:t>；若λ</w:t>
+      </w:r>
+      <w:r>
+        <w:rPr>
+          <w:vertAlign w:val="subscript"/>
+        </w:rPr>
+        <w:t>1</w:t>
+      </w:r>
+      <w:r>
+        <w:rPr/>
+        <w:t xml:space="preserve"> ≥ 0、λ</w:t>
+      </w:r>
+      <w:r>
+        <w:rPr>
+          <w:vertAlign w:val="subscript"/>
+        </w:rPr>
+        <w:t>2</w:t>
+      </w:r>
+      <w:r>
+        <w:rPr/>
+        <w:t xml:space="preserve"> ≥ 0且λ</w:t>
+      </w:r>
+      <w:r>
+        <w:rPr>
+          <w:vertAlign w:val="subscript"/>
+        </w:rPr>
+        <w:t>1</w:t>
+      </w:r>
+      <w:r>
+        <w:rPr/>
+        <w:t xml:space="preserve"> + λ</w:t>
+      </w:r>
+      <w:r>
+        <w:rPr>
+          <w:vertAlign w:val="subscript"/>
+        </w:rPr>
+        <w:t>2</w:t>
+      </w:r>
+      <w:r>
+        <w:rPr/>
+        <w:t xml:space="preserve"> ≤ 1，则最近表面点即为该投影点，d(x,t)等于x到该平面的垂距；否则最近表面点落在该三角面的边界上，此时分别计算x到三条边所在线段的距离和x到三个顶点的距离，取其中的最小值作为d(x,t)；当该三角面退化、即其三个顶点共线或存在重合而面积为零时，其所在平面无定义，此时直接取x到该三角面三条边所在线段的距离的最小值作为d(x,t)。在此基础上，公式（9）的d(x,T)及其对应的三角面为：</w:t>
+      </w:r>
+    </w:p>
+    <w:p>
+      <w:pPr>
+        <w:spacing w:line="300" w:lineRule="auto"/>
+        <w:ind w:firstLine="420"/>
+      </w:pPr>
+      <w:r>
+        <w:rPr/>
+        <w:t>d(x,T) = min</w:t>
+      </w:r>
+      <w:r>
+        <w:rPr>
+          <w:vertAlign w:val="subscript"/>
+        </w:rPr>
+        <w:t>t∈T</w:t>
+      </w:r>
+      <w:r>
+        <w:rPr/>
+        <w:t xml:space="preserve"> d(x,t)，t*(x) = arg min</w:t>
+      </w:r>
+      <w:r>
+        <w:rPr>
+          <w:vertAlign w:val="subscript"/>
+        </w:rPr>
+        <w:t>t∈T</w:t>
+      </w:r>
+      <w:r>
+        <w:rPr/>
+        <w:t xml:space="preserve"> d(x,t)    （9-3）</w:t>
       </w:r>
     </w:p>
     <w:p>
@@ -960,7 +2789,146 @@
           <w:b w:val="0"/>
           <w:sz w:val="24"/>
         </w:rPr>
-        <w:t>T_i为表面分块i包含的三角面集合；x为点云点；S(T)为IFC三角表面点集合；d(x,T)为点到IFC三角表面的最近距离；tau_d为距离阈值；t*(x)为取得d(x,T)的三角面，称为点x的最近三角面。</w:t>
+        <w:t>t*(x)称为点x的最近三角面。当有两个以上三角面同时取得该最小值时，t*(x)按后文规定的确定性规则唯一确定。</w:t>
+      </w:r>
+    </w:p>
+    <w:p>
+      <w:pPr>
+        <w:jc w:val="center"/>
+      </w:pPr>
+      <w:r>
+        <w:rPr/>
+        <w:t>M(x) = I(d(x,T) ≤ τ</w:t>
+      </w:r>
+      <w:r>
+        <w:rPr>
+          <w:vertAlign w:val="subscript"/>
+        </w:rPr>
+        <w:t>d</w:t>
+      </w:r>
+      <w:r>
+        <w:rPr/>
+        <w:t>)    （10）</w:t>
+      </w:r>
+    </w:p>
+    <w:p>
+      <w:pPr>
+        <w:spacing w:line="300" w:lineRule="auto"/>
+        <w:ind w:firstLine="420"/>
+      </w:pPr>
+      <w:r>
+        <w:rPr/>
+        <w:t>τ</w:t>
+      </w:r>
+      <w:r>
+        <w:rPr>
+          <w:vertAlign w:val="subscript"/>
+        </w:rPr>
+        <w:t>d</w:t>
+      </w:r>
+      <w:r>
+        <w:rPr/>
+        <w:t>为距离阈值；M(x)为点云点是否匹配IFC表面的指示值。</w:t>
+      </w:r>
+    </w:p>
+    <w:p>
+      <w:pPr>
+        <w:spacing w:line="300" w:lineRule="auto"/>
+        <w:ind w:firstLine="420"/>
+      </w:pPr>
+      <w:r>
+        <w:rPr/>
+        <w:t>公式（10）的匹配判定与点的归属按下述方式确定：当d(x,T)不大于距离阈值τ</w:t>
+      </w:r>
+      <w:r>
+        <w:rPr>
+          <w:vertAlign w:val="subscript"/>
+        </w:rPr>
+        <w:t>d</w:t>
+      </w:r>
+      <w:r>
+        <w:rPr/>
+        <w:t>时，判定点x与其最近三角面t*(x)匹配，并将该点计入t*(x)所属的表面分块；当d(x,T)大于τ</w:t>
+      </w:r>
+      <w:r>
+        <w:rPr>
+          <w:vertAlign w:val="subscript"/>
+        </w:rPr>
+        <w:t>d</w:t>
+      </w:r>
+      <w:r>
+        <w:rPr/>
+        <w:t>时，判定该点未匹配，计入未匹配点统计。由此，每个点至多匹配一个三角面，从而至多计入一个表面分块，各表面分块的匹配点数之和不超过点云的总点数。</w:t>
+      </w:r>
+    </w:p>
+    <w:p>
+      <w:pPr>
+        <w:spacing w:line="300" w:lineRule="auto"/>
+        <w:ind w:firstLine="420"/>
+      </w:pPr>
+      <w:r>
+        <w:rPr/>
+        <w:t>存在两个以上三角面同时取得最小距离d(x,T)的情形。其成因为：当取得d(x,T)的最近表面点落在两个或两个以上三角面所共用的边或顶点上时，该点到这些三角面的距离相等。在两个表面相交且夹角小于180度的凸棱处，以该公共棱为脊、张角等于180度减去两表面夹角的三维楔形区域内，每一点的最近表面点均落在该棱上，因而该区域内的点到棱两侧表面的距离处处相等；该区域为三维正体积区域，其内的点可距该棱任意远，而在距离阈值τ</w:t>
+      </w:r>
+      <w:r>
+        <w:rPr>
+          <w:vertAlign w:val="subscript"/>
+        </w:rPr>
+        <w:t>d</w:t>
+      </w:r>
+      <w:r>
+        <w:rPr/>
+        <w:t>的限制下，真正参与匹配的等距点位于距该棱τ</w:t>
+      </w:r>
+      <w:r>
+        <w:rPr>
+          <w:vertAlign w:val="subscript"/>
+        </w:rPr>
+        <w:t>d</w:t>
+      </w:r>
+      <w:r>
+        <w:rPr/>
+        <w:t>以内。按双法向约束进行区域生长时，夹角较大的两个表面通常分属不同的表面分块，故该公共棱通常即为两个表面分块的公共边界。</w:t>
+      </w:r>
+    </w:p>
+    <w:p>
+      <w:pPr>
+        <w:spacing w:line="300" w:lineRule="auto"/>
+        <w:ind w:firstLine="420"/>
+      </w:pPr>
+      <w:r>
+        <w:rPr/>
+        <w:t>考虑到工程实现采用有限精度浮点运算，理论上相等的两个距离在计算中可能出现末位差异，故上述“取得相同的最近距离”应理解为两者之差不大于预设的数值容差；该容差取值应大于所采用数值精度下的距离计算误差量级，并远小于距离阈值τ</w:t>
+      </w:r>
+      <w:r>
+        <w:rPr>
+          <w:vertAlign w:val="subscript"/>
+        </w:rPr>
+        <w:t>d</w:t>
+      </w:r>
+      <w:r>
+        <w:rPr/>
+        <w:t>。一种具体实施值为容差取1×10</w:t>
+      </w:r>
+      <w:r>
+        <w:rPr>
+          <w:vertAlign w:val="superscript"/>
+        </w:rPr>
+        <w:t>-6</w:t>
+      </w:r>
+      <w:r>
+        <w:rPr/>
+        <w:t>米、τ</w:t>
+      </w:r>
+      <w:r>
+        <w:rPr>
+          <w:vertAlign w:val="subscript"/>
+        </w:rPr>
+        <w:t>d</w:t>
+      </w:r>
+      <w:r>
+        <w:rPr/>
+        <w:t>取0.05米。</w:t>
       </w:r>
     </w:p>
     <w:p>
@@ -974,7 +2942,7 @@
           <w:b w:val="0"/>
           <w:sz w:val="24"/>
         </w:rPr>
-        <w:t>M_i为未直接观测指示值；N_i为有效视角数量；Q^res_i为投影分辨率质量；R_i为配准置信度；F_i为最佳正视性；B_i为角度多样性；C_i为覆盖比例；rho_i为点密度比例。</w:t>
+        <w:t>为使归属唯一且可复现，规定按下述预设的确定性规则逐级择一，直至归属唯一：第一级，取最近距离最小者，其中距离之差不大于所述数值容差的视为相同；第二级，若仍并列，对每个候选三角面计算由该三角面上取得最近距离的表面点指向x的方向与该三角面法向所成夹角的余弦的绝对值，取该绝对值最大者，即取该方向与该三角面法向所成锐角最小者，此处取绝对值是为使该级判定不受三角面顶点绕序（法向朝向）的影响；当d(x,T)为零、即x落在三角面上时，上述方向无定义，视为本级并列，直接适用下一级；第三级，若仍并列，将各候选三角面的三个顶点坐标分别按字典序排序，得到各候选三角面对应的坐标序列，取该坐标序列在字典序上最小者。</w:t>
       </w:r>
     </w:p>
     <w:p>
@@ -988,7 +2956,7 @@
           <w:b w:val="0"/>
           <w:sz w:val="24"/>
         </w:rPr>
-        <w:t>P_i为IFC语义分布；S_i为点云分类标签映射得到的语义分布；m_i为二者平均分布；H_i为IFC材料存在指示值；K_i为可用缺口指标集合；alpha_k为第k类指标权重；E_i为工程重要度；lambda为重要度放大系数。</w:t>
+        <w:t>第三级依据的是三角面自身的顶点坐标而非其存储索引，故该规则的结果不依赖三角面在数据中的存储顺序；第三级仅在第一级与第二级均并列时才起作用，对应于楔形区域中的角平分面这一零测度集合。</w:t>
       </w:r>
     </w:p>
     <w:p>
@@ -1002,20 +2970,7 @@
           <w:b w:val="0"/>
           <w:sz w:val="24"/>
         </w:rPr>
-        <w:t>a_i和h_i为围绕表面分块法向构造的局部切向和副切向；phi_v和psi_v为候选方位角和俯仰角偏移；ell_v为候选距离；o_v为候选位姿位置；L_v为候选位姿计入收益的表面分块集合；eta为冗余惩罚权重；O_v为冗余惩罚项。</w:t>
-      </w:r>
-    </w:p>
-    <w:p>
-      <w:pPr>
-        <w:jc w:val="center"/>
-      </w:pPr>
-      <w:r>
-        <w:rPr>
-          <w:rFonts w:ascii="Times New Roman" w:hAnsi="Times New Roman" w:eastAsia="Times New Roman"/>
-          <w:b w:val="0"/>
-          <w:sz w:val="21"/>
-        </w:rPr>
-        <w:t>u_t = (p_{t,1}-p_{t,0}) × (p_{t,2}-p_{t,0})    （1）</w:t>
+        <w:t>当两个候选三角面的顶点集合完全相同、即在几何上完全重合时，第三级无法区分。若这两个三角面属于同一构件的同一表面分块，则归属差异不产生任何影响；若二者分属不同构件或不同表面分块，则应再增加一级判定，按该三角面所属构件的标识（如IFC模型中构件的全局唯一标识）在字典序上最小者择一——该标识由IFC模型本身给出，不随三角面的存储顺序改变，故整条规则仍保持与存储顺序无关。作为一种替代的实施方式，也可在三角化之后、区域生长之前先行剔除几何上完全重合的重复三角面，使该情形不再出现。</w:t>
       </w:r>
     </w:p>
     <w:p>
@@ -1029,7 +2984,7 @@
           <w:b w:val="0"/>
           <w:sz w:val="24"/>
         </w:rPr>
-        <w:t>p_{t,0}、p_{t,1}、p_{t,2}为第t个三角面的三个顶点，单位为米；×为向量叉乘。</w:t>
+        <w:t>作为一种可选实施方式，当存在k个三角面同时取得最小距离时，也可将该点按1/k的权重分别计入各该三角面所属的表面分块；在该可选实施方式中，每个点计入各表面分块的权重之和不超过1，各表面分块的匹配点数之和仍不超过点云的总点数，但各表面分块的匹配点数不再取整数值。</w:t>
       </w:r>
     </w:p>
     <w:p>
@@ -1037,12 +2992,1163 @@
         <w:jc w:val="center"/>
       </w:pPr>
       <w:r>
-        <w:rPr>
-          <w:rFonts w:ascii="Times New Roman" w:hAnsi="Times New Roman" w:eastAsia="Times New Roman"/>
-          <w:b w:val="0"/>
-          <w:sz w:val="21"/>
-        </w:rPr>
-        <w:t>n_t = unit(u_t)    （2）</w:t>
+        <w:rPr/>
+        <w:t>D</w:t>
+      </w:r>
+      <w:r>
+        <w:rPr>
+          <w:vertAlign w:val="subscript"/>
+        </w:rPr>
+        <w:t>obs,i</w:t>
+      </w:r>
+      <w:r>
+        <w:rPr/>
+        <w:t xml:space="preserve"> = clip(0.35M</w:t>
+      </w:r>
+      <w:r>
+        <w:rPr>
+          <w:vertAlign w:val="subscript"/>
+        </w:rPr>
+        <w:t>i</w:t>
+      </w:r>
+      <w:r>
+        <w:rPr/>
+        <w:t xml:space="preserve"> + 0.25clip((2 − N</w:t>
+      </w:r>
+      <w:r>
+        <w:rPr>
+          <w:vertAlign w:val="subscript"/>
+        </w:rPr>
+        <w:t>i</w:t>
+      </w:r>
+      <w:r>
+        <w:rPr/>
+        <w:t>)/2,0,1) + 0.20(1 − Q</w:t>
+      </w:r>
+      <w:r>
+        <w:rPr>
+          <w:vertAlign w:val="subscript"/>
+        </w:rPr>
+        <w:t>res,i</w:t>
+      </w:r>
+      <w:r>
+        <w:rPr/>
+        <w:t>) + 0.20(1 − R</w:t>
+      </w:r>
+      <w:r>
+        <w:rPr>
+          <w:vertAlign w:val="subscript"/>
+        </w:rPr>
+        <w:t>i</w:t>
+      </w:r>
+      <w:r>
+        <w:rPr/>
+        <w:t>),0,1)    （11）</w:t>
+      </w:r>
+    </w:p>
+    <w:p>
+      <w:pPr>
+        <w:spacing w:line="300" w:lineRule="auto"/>
+        <w:ind w:firstLine="420"/>
+      </w:pPr>
+      <w:r>
+        <w:rPr/>
+        <w:t>M</w:t>
+      </w:r>
+      <w:r>
+        <w:rPr>
+          <w:vertAlign w:val="subscript"/>
+        </w:rPr>
+        <w:t>i</w:t>
+      </w:r>
+      <w:r>
+        <w:rPr/>
+        <w:t>为未直接观测指示值，N</w:t>
+      </w:r>
+      <w:r>
+        <w:rPr>
+          <w:vertAlign w:val="subscript"/>
+        </w:rPr>
+        <w:t>i</w:t>
+      </w:r>
+      <w:r>
+        <w:rPr/>
+        <w:t>为有效视角数，Q</w:t>
+      </w:r>
+      <w:r>
+        <w:rPr>
+          <w:vertAlign w:val="subscript"/>
+        </w:rPr>
+        <w:t>res,i</w:t>
+      </w:r>
+      <w:r>
+        <w:rPr/>
+        <w:t>为投影分辨率质量，R</w:t>
+      </w:r>
+      <w:r>
+        <w:rPr>
+          <w:vertAlign w:val="subscript"/>
+        </w:rPr>
+        <w:t>i</w:t>
+      </w:r>
+      <w:r>
+        <w:rPr/>
+        <w:t>为配准置信度。</w:t>
+      </w:r>
+    </w:p>
+    <w:p>
+      <w:pPr>
+        <w:jc w:val="center"/>
+      </w:pPr>
+      <w:r>
+        <w:rPr/>
+        <w:t>D</w:t>
+      </w:r>
+      <w:r>
+        <w:rPr>
+          <w:vertAlign w:val="subscript"/>
+        </w:rPr>
+        <w:t>ang,i</w:t>
+      </w:r>
+      <w:r>
+        <w:rPr/>
+        <w:t xml:space="preserve"> = clip(1 − (0.50F</w:t>
+      </w:r>
+      <w:r>
+        <w:rPr>
+          <w:vertAlign w:val="subscript"/>
+        </w:rPr>
+        <w:t>i</w:t>
+      </w:r>
+      <w:r>
+        <w:rPr/>
+        <w:t xml:space="preserve"> + 0.30clip(N</w:t>
+      </w:r>
+      <w:r>
+        <w:rPr>
+          <w:vertAlign w:val="subscript"/>
+        </w:rPr>
+        <w:t>i</w:t>
+      </w:r>
+      <w:r>
+        <w:rPr/>
+        <w:t>/2,0,1) + 0.20B</w:t>
+      </w:r>
+      <w:r>
+        <w:rPr>
+          <w:vertAlign w:val="subscript"/>
+        </w:rPr>
+        <w:t>i</w:t>
+      </w:r>
+      <w:r>
+        <w:rPr/>
+        <w:t>),0,1)    （12）</w:t>
+      </w:r>
+    </w:p>
+    <w:p>
+      <w:pPr>
+        <w:spacing w:line="300" w:lineRule="auto"/>
+        <w:ind w:firstLine="420"/>
+      </w:pPr>
+      <w:r>
+        <w:rPr/>
+        <w:t>F</w:t>
+      </w:r>
+      <w:r>
+        <w:rPr>
+          <w:vertAlign w:val="subscript"/>
+        </w:rPr>
+        <w:t>i</w:t>
+      </w:r>
+      <w:r>
+        <w:rPr/>
+        <w:t>为最佳正视性，B</w:t>
+      </w:r>
+      <w:r>
+        <w:rPr>
+          <w:vertAlign w:val="subscript"/>
+        </w:rPr>
+        <w:t>i</w:t>
+      </w:r>
+      <w:r>
+        <w:rPr/>
+        <w:t>为角度多样性。</w:t>
+      </w:r>
+    </w:p>
+    <w:p>
+      <w:pPr>
+        <w:jc w:val="center"/>
+      </w:pPr>
+      <w:r>
+        <w:rPr/>
+        <w:t>D</w:t>
+      </w:r>
+      <w:r>
+        <w:rPr>
+          <w:vertAlign w:val="subscript"/>
+        </w:rPr>
+        <w:t>geo,i</w:t>
+      </w:r>
+      <w:r>
+        <w:rPr/>
+        <w:t xml:space="preserve"> = clip(0.60(1 − C</w:t>
+      </w:r>
+      <w:r>
+        <w:rPr>
+          <w:vertAlign w:val="subscript"/>
+        </w:rPr>
+        <w:t>i</w:t>
+      </w:r>
+      <w:r>
+        <w:rPr/>
+        <w:t>) + 0.40(1 − clip(ρ</w:t>
+      </w:r>
+      <w:r>
+        <w:rPr>
+          <w:vertAlign w:val="subscript"/>
+        </w:rPr>
+        <w:t>i</w:t>
+      </w:r>
+      <w:r>
+        <w:rPr/>
+        <w:t>,0,1)),0,1)    （13）</w:t>
+      </w:r>
+    </w:p>
+    <w:p>
+      <w:pPr>
+        <w:spacing w:line="300" w:lineRule="auto"/>
+        <w:ind w:firstLine="420"/>
+      </w:pPr>
+      <w:r>
+        <w:rPr/>
+        <w:t>C</w:t>
+      </w:r>
+      <w:r>
+        <w:rPr>
+          <w:vertAlign w:val="subscript"/>
+        </w:rPr>
+        <w:t>i</w:t>
+      </w:r>
+      <w:r>
+        <w:rPr/>
+        <w:t>为覆盖比例，ρ</w:t>
+      </w:r>
+      <w:r>
+        <w:rPr>
+          <w:vertAlign w:val="subscript"/>
+        </w:rPr>
+        <w:t>i</w:t>
+      </w:r>
+      <w:r>
+        <w:rPr/>
+        <w:t>为点密度比例。</w:t>
+      </w:r>
+    </w:p>
+    <w:p>
+      <w:pPr>
+        <w:jc w:val="center"/>
+      </w:pPr>
+      <w:r>
+        <w:rPr/>
+        <w:t>m</w:t>
+      </w:r>
+      <w:r>
+        <w:rPr>
+          <w:vertAlign w:val="subscript"/>
+        </w:rPr>
+        <w:t>i</w:t>
+      </w:r>
+      <w:r>
+        <w:rPr/>
+        <w:t xml:space="preserve"> = 0.5(P</w:t>
+      </w:r>
+      <w:r>
+        <w:rPr>
+          <w:vertAlign w:val="subscript"/>
+        </w:rPr>
+        <w:t>i</w:t>
+      </w:r>
+      <w:r>
+        <w:rPr/>
+        <w:t xml:space="preserve"> + S</w:t>
+      </w:r>
+      <w:r>
+        <w:rPr>
+          <w:vertAlign w:val="subscript"/>
+        </w:rPr>
+        <w:t>i</w:t>
+      </w:r>
+      <w:r>
+        <w:rPr/>
+        <w:t>)    （14）</w:t>
+      </w:r>
+    </w:p>
+    <w:p>
+      <w:pPr>
+        <w:spacing w:line="300" w:lineRule="auto"/>
+        <w:ind w:firstLine="420"/>
+      </w:pPr>
+      <w:r>
+        <w:rPr/>
+        <w:t>P</w:t>
+      </w:r>
+      <w:r>
+        <w:rPr>
+          <w:vertAlign w:val="subscript"/>
+        </w:rPr>
+        <w:t>i</w:t>
+      </w:r>
+      <w:r>
+        <w:rPr/>
+        <w:t>为IFC语义分布，S</w:t>
+      </w:r>
+      <w:r>
+        <w:rPr>
+          <w:vertAlign w:val="subscript"/>
+        </w:rPr>
+        <w:t>i</w:t>
+      </w:r>
+      <w:r>
+        <w:rPr/>
+        <w:t>为点云分类标签映射得到的语义分布，m</w:t>
+      </w:r>
+      <w:r>
+        <w:rPr>
+          <w:vertAlign w:val="subscript"/>
+        </w:rPr>
+        <w:t>i</w:t>
+      </w:r>
+      <w:r>
+        <w:rPr/>
+        <w:t>为二者平均分布。</w:t>
+      </w:r>
+    </w:p>
+    <w:p>
+      <w:pPr>
+        <w:jc w:val="center"/>
+      </w:pPr>
+      <w:r>
+        <w:rPr/>
+        <w:t>D</w:t>
+      </w:r>
+      <w:r>
+        <w:rPr>
+          <w:vertAlign w:val="subscript"/>
+        </w:rPr>
+        <w:t>sem,i</w:t>
+      </w:r>
+      <w:r>
+        <w:rPr/>
+        <w:t xml:space="preserve"> = (0.5KL(P</w:t>
+      </w:r>
+      <w:r>
+        <w:rPr>
+          <w:vertAlign w:val="subscript"/>
+        </w:rPr>
+        <w:t>i</w:t>
+      </w:r>
+      <w:r>
+        <w:rPr/>
+        <w:t>‖m</w:t>
+      </w:r>
+      <w:r>
+        <w:rPr>
+          <w:vertAlign w:val="subscript"/>
+        </w:rPr>
+        <w:t>i</w:t>
+      </w:r>
+      <w:r>
+        <w:rPr/>
+        <w:t>) + 0.5KL(S</w:t>
+      </w:r>
+      <w:r>
+        <w:rPr>
+          <w:vertAlign w:val="subscript"/>
+        </w:rPr>
+        <w:t>i</w:t>
+      </w:r>
+      <w:r>
+        <w:rPr/>
+        <w:t>‖m</w:t>
+      </w:r>
+      <w:r>
+        <w:rPr>
+          <w:vertAlign w:val="subscript"/>
+        </w:rPr>
+        <w:t>i</w:t>
+      </w:r>
+      <w:r>
+        <w:rPr/>
+        <w:t>)) / log(2)    （15）</w:t>
+      </w:r>
+    </w:p>
+    <w:p>
+      <w:pPr>
+        <w:spacing w:line="300" w:lineRule="auto"/>
+        <w:ind w:firstLine="420"/>
+      </w:pPr>
+      <w:r>
+        <w:rPr/>
+        <w:t>D</w:t>
+      </w:r>
+      <w:r>
+        <w:rPr>
+          <w:vertAlign w:val="subscript"/>
+        </w:rPr>
+        <w:t>sem,i</w:t>
+      </w:r>
+      <w:r>
+        <w:rPr/>
+        <w:t>为Jensen − Shannon散度；当观测语义分布不可获得时，该指标不参与融合。</w:t>
+      </w:r>
+    </w:p>
+    <w:p>
+      <w:pPr>
+        <w:jc w:val="center"/>
+      </w:pPr>
+      <w:r>
+        <w:rPr/>
+        <w:t>D</w:t>
+      </w:r>
+      <w:r>
+        <w:rPr>
+          <w:vertAlign w:val="subscript"/>
+        </w:rPr>
+        <w:t>mat_missing,i</w:t>
+      </w:r>
+      <w:r>
+        <w:rPr/>
+        <w:t xml:space="preserve"> = 1 − H</w:t>
+      </w:r>
+      <w:r>
+        <w:rPr>
+          <w:vertAlign w:val="subscript"/>
+        </w:rPr>
+        <w:t>i</w:t>
+      </w:r>
+      <w:r>
+        <w:rPr/>
+        <w:t xml:space="preserve">    （16）</w:t>
+      </w:r>
+    </w:p>
+    <w:p>
+      <w:pPr>
+        <w:spacing w:line="300" w:lineRule="auto"/>
+        <w:ind w:firstLine="420"/>
+      </w:pPr>
+      <w:r>
+        <w:rPr/>
+        <w:t>H</w:t>
+      </w:r>
+      <w:r>
+        <w:rPr>
+          <w:vertAlign w:val="subscript"/>
+        </w:rPr>
+        <w:t>i</w:t>
+      </w:r>
+      <w:r>
+        <w:rPr/>
+        <w:t>为IFC材料存在指示值。</w:t>
+      </w:r>
+    </w:p>
+    <w:p>
+      <w:pPr>
+        <w:jc w:val="center"/>
+      </w:pPr>
+      <w:r>
+        <w:rPr/>
+        <w:t>D</w:t>
+      </w:r>
+      <w:r>
+        <w:rPr>
+          <w:vertAlign w:val="subscript"/>
+        </w:rPr>
+        <w:t>mat_conflict,i</w:t>
+      </w:r>
+      <w:r>
+        <w:rPr/>
+        <w:t xml:space="preserve"> = I(material_conflict</w:t>
+      </w:r>
+      <w:r>
+        <w:rPr>
+          <w:vertAlign w:val="subscript"/>
+        </w:rPr>
+        <w:t>i</w:t>
+      </w:r>
+      <w:r>
+        <w:rPr/>
+        <w:t>)    （17）</w:t>
+      </w:r>
+    </w:p>
+    <w:p>
+      <w:pPr>
+        <w:spacing w:line="300" w:lineRule="auto"/>
+        <w:ind w:firstLine="420"/>
+      </w:pPr>
+      <w:r>
+        <w:rPr/>
+        <w:t>material_conflict</w:t>
+      </w:r>
+      <w:r>
+        <w:rPr>
+          <w:vertAlign w:val="subscript"/>
+        </w:rPr>
+        <w:t>i</w:t>
+      </w:r>
+      <w:r>
+        <w:rPr/>
+        <w:t>表示IFC材料类别与颜色推断类别之间存在预设清晰冲突。</w:t>
+      </w:r>
+    </w:p>
+    <w:p>
+      <w:pPr>
+        <w:jc w:val="center"/>
+      </w:pPr>
+      <w:r>
+        <w:rPr/>
+        <w:t>K</w:t>
+      </w:r>
+      <w:r>
+        <w:rPr>
+          <w:vertAlign w:val="subscript"/>
+        </w:rPr>
+        <w:t>i</w:t>
+      </w:r>
+      <w:r>
+        <w:rPr/>
+        <w:t xml:space="preserve"> = {k | D</w:t>
+      </w:r>
+      <w:r>
+        <w:rPr>
+          <w:vertAlign w:val="subscript"/>
+        </w:rPr>
+        <w:t>i,k</w:t>
+      </w:r>
+      <w:r>
+        <w:rPr/>
+        <w:t xml:space="preserve"> is available}    （18）</w:t>
+      </w:r>
+    </w:p>
+    <w:p>
+      <w:pPr>
+        <w:spacing w:line="300" w:lineRule="auto"/>
+        <w:ind w:firstLine="420"/>
+      </w:pPr>
+      <w:r>
+        <w:rPr/>
+        <w:t>K</w:t>
+      </w:r>
+      <w:r>
+        <w:rPr>
+          <w:vertAlign w:val="subscript"/>
+        </w:rPr>
+        <w:t>i</w:t>
+      </w:r>
+      <w:r>
+        <w:rPr/>
+        <w:t>为第i个表面分块实际可用的缺口指标集合。</w:t>
+      </w:r>
+    </w:p>
+    <w:p>
+      <w:pPr>
+        <w:jc w:val="center"/>
+      </w:pPr>
+      <w:r>
+        <w:rPr/>
+        <w:t>G</w:t>
+      </w:r>
+      <w:r>
+        <w:rPr>
+          <w:vertAlign w:val="subscript"/>
+        </w:rPr>
+        <w:t>gap,i</w:t>
+      </w:r>
+      <w:r>
+        <w:rPr/>
+        <w:t xml:space="preserve"> = (Σ</w:t>
+      </w:r>
+      <w:r>
+        <w:rPr>
+          <w:vertAlign w:val="subscript"/>
+        </w:rPr>
+        <w:t>k∈Kᵢ</w:t>
+      </w:r>
+      <w:r>
+        <w:rPr/>
+        <w:t xml:space="preserve"> α</w:t>
+      </w:r>
+      <w:r>
+        <w:rPr>
+          <w:vertAlign w:val="subscript"/>
+        </w:rPr>
+        <w:t>k</w:t>
+      </w:r>
+      <w:r>
+        <w:rPr/>
+        <w:t xml:space="preserve"> D</w:t>
+      </w:r>
+      <w:r>
+        <w:rPr>
+          <w:vertAlign w:val="subscript"/>
+        </w:rPr>
+        <w:t>i,k</w:t>
+      </w:r>
+      <w:r>
+        <w:rPr/>
+        <w:t>) / (Σ</w:t>
+      </w:r>
+      <w:r>
+        <w:rPr>
+          <w:vertAlign w:val="subscript"/>
+        </w:rPr>
+        <w:t>k∈Kᵢ</w:t>
+      </w:r>
+      <w:r>
+        <w:rPr/>
+        <w:t xml:space="preserve"> α</w:t>
+      </w:r>
+      <w:r>
+        <w:rPr>
+          <w:vertAlign w:val="subscript"/>
+        </w:rPr>
+        <w:t>k</w:t>
+      </w:r>
+      <w:r>
+        <w:rPr/>
+        <w:t>)    （19）</w:t>
+      </w:r>
+    </w:p>
+    <w:p>
+      <w:pPr>
+        <w:spacing w:line="300" w:lineRule="auto"/>
+        <w:ind w:firstLine="420"/>
+      </w:pPr>
+      <w:r>
+        <w:rPr/>
+        <w:t>α</w:t>
+      </w:r>
+      <w:r>
+        <w:rPr>
+          <w:vertAlign w:val="subscript"/>
+        </w:rPr>
+        <w:t>k</w:t>
+      </w:r>
+      <w:r>
+        <w:rPr/>
+        <w:t>为第k类缺口指标权重；不可获得、缺失或不可计算的指标不参与分子和分母。</w:t>
+      </w:r>
+    </w:p>
+    <w:p>
+      <w:pPr>
+        <w:jc w:val="center"/>
+      </w:pPr>
+      <w:r>
+        <w:rPr/>
+        <w:t>G</w:t>
+      </w:r>
+      <w:r>
+        <w:rPr>
+          <w:vertAlign w:val="subscript"/>
+        </w:rPr>
+        <w:t>task,i</w:t>
+      </w:r>
+      <w:r>
+        <w:rPr/>
+        <w:t xml:space="preserve"> = clip(G</w:t>
+      </w:r>
+      <w:r>
+        <w:rPr>
+          <w:vertAlign w:val="subscript"/>
+        </w:rPr>
+        <w:t>gap,i</w:t>
+      </w:r>
+      <w:r>
+        <w:rPr/>
+        <w:t xml:space="preserve"> (1 + λ E</w:t>
+      </w:r>
+      <w:r>
+        <w:rPr>
+          <w:vertAlign w:val="subscript"/>
+        </w:rPr>
+        <w:t>i</w:t>
+      </w:r>
+      <w:r>
+        <w:rPr/>
+        <w:t>),0,2)    （20）</w:t>
+      </w:r>
+    </w:p>
+    <w:p>
+      <w:pPr>
+        <w:spacing w:line="300" w:lineRule="auto"/>
+        <w:ind w:firstLine="420"/>
+      </w:pPr>
+      <w:r>
+        <w:rPr/>
+        <w:t>E</w:t>
+      </w:r>
+      <w:r>
+        <w:rPr>
+          <w:vertAlign w:val="subscript"/>
+        </w:rPr>
+        <w:t>i</w:t>
+      </w:r>
+      <w:r>
+        <w:rPr/>
+        <w:t>为工程重要度，λ为重要度放大系数。</w:t>
+      </w:r>
+    </w:p>
+    <w:p>
+      <w:pPr>
+        <w:jc w:val="center"/>
+      </w:pPr>
+      <w:r>
+        <w:rPr/>
+        <w:t>r</w:t>
+      </w:r>
+      <w:r>
+        <w:rPr>
+          <w:vertAlign w:val="subscript"/>
+        </w:rPr>
+        <w:t>i,v</w:t>
+      </w:r>
+      <w:r>
+        <w:rPr/>
+        <w:t xml:space="preserve"> = unit(R(a</w:t>
+      </w:r>
+      <w:r>
+        <w:rPr>
+          <w:vertAlign w:val="subscript"/>
+        </w:rPr>
+        <w:t>i,hᵢ</w:t>
+      </w:r>
+      <w:r>
+        <w:rPr/>
+        <w:t>,φ</w:t>
+      </w:r>
+      <w:r>
+        <w:rPr>
+          <w:vertAlign w:val="subscript"/>
+        </w:rPr>
+        <w:t>v</w:t>
+      </w:r>
+      <w:r>
+        <w:rPr/>
+        <w:t>,ψ</w:t>
+      </w:r>
+      <w:r>
+        <w:rPr>
+          <w:vertAlign w:val="subscript"/>
+        </w:rPr>
+        <w:t>v</w:t>
+      </w:r>
+      <w:r>
+        <w:rPr/>
+        <w:t>)n</w:t>
+      </w:r>
+      <w:r>
+        <w:rPr>
+          <w:vertAlign w:val="subscript"/>
+        </w:rPr>
+        <w:t>i</w:t>
+      </w:r>
+      <w:r>
+        <w:rPr/>
+        <w:t>)    （21）</w:t>
+      </w:r>
+    </w:p>
+    <w:p>
+      <w:pPr>
+        <w:spacing w:line="300" w:lineRule="auto"/>
+        <w:ind w:firstLine="420"/>
+      </w:pPr>
+      <w:r>
+        <w:rPr/>
+        <w:t>r</w:t>
+      </w:r>
+      <w:r>
+        <w:rPr>
+          <w:vertAlign w:val="subscript"/>
+        </w:rPr>
+        <w:t>i,v</w:t>
+      </w:r>
+      <w:r>
+        <w:rPr/>
+        <w:t>为从目标表面分块指向候选位姿的方向，R表示绕局部切向与副切向的角度扰动。</w:t>
+      </w:r>
+    </w:p>
+    <w:p>
+      <w:pPr>
+        <w:jc w:val="center"/>
+      </w:pPr>
+      <w:r>
+        <w:rPr/>
+        <w:t>o</w:t>
+      </w:r>
+      <w:r>
+        <w:rPr>
+          <w:vertAlign w:val="subscript"/>
+        </w:rPr>
+        <w:t>v</w:t>
+      </w:r>
+      <w:r>
+        <w:rPr/>
+        <w:t xml:space="preserve"> = c</w:t>
+      </w:r>
+      <w:r>
+        <w:rPr>
+          <w:vertAlign w:val="subscript"/>
+        </w:rPr>
+        <w:t>i</w:t>
+      </w:r>
+      <w:r>
+        <w:rPr/>
+        <w:t xml:space="preserve"> + ell</w:t>
+      </w:r>
+      <w:r>
+        <w:rPr>
+          <w:vertAlign w:val="subscript"/>
+        </w:rPr>
+        <w:t>v</w:t>
+      </w:r>
+      <w:r>
+        <w:rPr/>
+        <w:t xml:space="preserve"> r</w:t>
+      </w:r>
+      <w:r>
+        <w:rPr>
+          <w:vertAlign w:val="subscript"/>
+        </w:rPr>
+        <w:t>i,v</w:t>
+      </w:r>
+      <w:r>
+        <w:rPr/>
+        <w:t xml:space="preserve">    （22）</w:t>
+      </w:r>
+    </w:p>
+    <w:p>
+      <w:pPr>
+        <w:spacing w:line="300" w:lineRule="auto"/>
+        <w:ind w:firstLine="420"/>
+      </w:pPr>
+      <w:r>
+        <w:rPr/>
+        <w:t>o</w:t>
+      </w:r>
+      <w:r>
+        <w:rPr>
+          <w:vertAlign w:val="subscript"/>
+        </w:rPr>
+        <w:t>v</w:t>
+      </w:r>
+      <w:r>
+        <w:rPr/>
+        <w:t>为候选位姿位置，ell</w:t>
+      </w:r>
+      <w:r>
+        <w:rPr>
+          <w:vertAlign w:val="subscript"/>
+        </w:rPr>
+        <w:t>v</w:t>
+      </w:r>
+      <w:r>
+        <w:rPr/>
+        <w:t>为候选距离。</w:t>
+      </w:r>
+    </w:p>
+    <w:p>
+      <w:pPr>
+        <w:jc w:val="center"/>
+      </w:pPr>
+      <w:r>
+        <w:rPr/>
+        <w:t>f</w:t>
+      </w:r>
+      <w:r>
+        <w:rPr>
+          <w:vertAlign w:val="subscript"/>
+        </w:rPr>
+        <w:t>j,v</w:t>
+      </w:r>
+      <w:r>
+        <w:rPr/>
+        <w:t xml:space="preserve"> = max(0, n</w:t>
+      </w:r>
+      <w:r>
+        <w:rPr>
+          <w:vertAlign w:val="subscript"/>
+        </w:rPr>
+        <w:t>j</w:t>
+      </w:r>
+      <w:r>
+        <w:rPr>
+          <w:vertAlign w:val="superscript"/>
+        </w:rPr>
+        <w:t>T</w:t>
+      </w:r>
+      <w:r>
+        <w:rPr/>
+        <w:t xml:space="preserve"> unit(o</w:t>
+      </w:r>
+      <w:r>
+        <w:rPr>
+          <w:vertAlign w:val="subscript"/>
+        </w:rPr>
+        <w:t>v</w:t>
+      </w:r>
+      <w:r>
+        <w:rPr/>
+        <w:t xml:space="preserve"> − c</w:t>
+      </w:r>
+      <w:r>
+        <w:rPr>
+          <w:vertAlign w:val="subscript"/>
+        </w:rPr>
+        <w:t>j</w:t>
+      </w:r>
+      <w:r>
+        <w:rPr/>
+        <w:t>))    （23）</w:t>
+      </w:r>
+    </w:p>
+    <w:p>
+      <w:pPr>
+        <w:spacing w:line="300" w:lineRule="auto"/>
+        <w:ind w:firstLine="420"/>
+      </w:pPr>
+      <w:r>
+        <w:rPr/>
+        <w:t>f</w:t>
+      </w:r>
+      <w:r>
+        <w:rPr>
+          <w:vertAlign w:val="subscript"/>
+        </w:rPr>
+        <w:t>j,v</w:t>
+      </w:r>
+      <w:r>
+        <w:rPr/>
+        <w:t>为第j个表面分块相对于候选位姿v的正视性。</w:t>
+      </w:r>
+    </w:p>
+    <w:p>
+      <w:pPr>
+        <w:jc w:val="center"/>
+      </w:pPr>
+      <w:r>
+        <w:rPr/>
+        <w:t>q</w:t>
+      </w:r>
+      <w:r>
+        <w:rPr>
+          <w:vertAlign w:val="subscript"/>
+        </w:rPr>
+        <w:t>j,v</w:t>
+      </w:r>
+      <w:r>
+        <w:rPr/>
+        <w:t xml:space="preserve"> = f</w:t>
+      </w:r>
+      <w:r>
+        <w:rPr>
+          <w:vertAlign w:val="subscript"/>
+        </w:rPr>
+        <w:t>j,v</w:t>
+      </w:r>
+      <w:r>
+        <w:rPr/>
+        <w:t xml:space="preserve"> exp(-((d</w:t>
+      </w:r>
+      <w:r>
+        <w:rPr>
+          <w:vertAlign w:val="subscript"/>
+        </w:rPr>
+        <w:t>j,v</w:t>
+      </w:r>
+      <w:r>
+        <w:rPr/>
+        <w:t xml:space="preserve"> − 2.5)</w:t>
+      </w:r>
+      <w:r>
+        <w:rPr>
+          <w:vertAlign w:val="superscript"/>
+        </w:rPr>
+        <w:t>2</w:t>
+      </w:r>
+      <w:r>
+        <w:rPr/>
+        <w:t>)/(2·2.0</w:t>
+      </w:r>
+      <w:r>
+        <w:rPr>
+          <w:vertAlign w:val="superscript"/>
+        </w:rPr>
+        <w:t>2</w:t>
+      </w:r>
+      <w:r>
+        <w:rPr/>
+        <w:t>)) clip(1/(1+0.15d</w:t>
+      </w:r>
+      <w:r>
+        <w:rPr>
+          <w:vertAlign w:val="subscript"/>
+        </w:rPr>
+        <w:t>j,v</w:t>
+      </w:r>
+      <w:r>
+        <w:rPr/>
+        <w:t>),0,1)    （24）</w:t>
+      </w:r>
+    </w:p>
+    <w:p>
+      <w:pPr>
+        <w:spacing w:line="300" w:lineRule="auto"/>
+        <w:ind w:firstLine="420"/>
+      </w:pPr>
+      <w:r>
+        <w:rPr/>
+        <w:t>d</w:t>
+      </w:r>
+      <w:r>
+        <w:rPr>
+          <w:vertAlign w:val="subscript"/>
+        </w:rPr>
+        <w:t>j,v</w:t>
+      </w:r>
+      <w:r>
+        <w:rPr/>
+        <w:t>=‖o</w:t>
+      </w:r>
+      <w:r>
+        <w:rPr>
+          <w:vertAlign w:val="subscript"/>
+        </w:rPr>
+        <w:t>v</w:t>
+      </w:r>
+      <w:r>
+        <w:rPr/>
+        <w:t xml:space="preserve"> − c</w:t>
+      </w:r>
+      <w:r>
+        <w:rPr>
+          <w:vertAlign w:val="subscript"/>
+        </w:rPr>
+        <w:t>j</w:t>
+      </w:r>
+      <w:r>
+        <w:rPr/>
+        <w:t>‖，q</w:t>
+      </w:r>
+      <w:r>
+        <w:rPr>
+          <w:vertAlign w:val="subscript"/>
+        </w:rPr>
+        <w:t>j,v</w:t>
+      </w:r>
+      <w:r>
+        <w:rPr/>
+        <w:t>为候选位姿对表面分块的总质量。</w:t>
+      </w:r>
+    </w:p>
+    <w:p>
+      <w:pPr>
+        <w:jc w:val="center"/>
+      </w:pPr>
+      <w:r>
+        <w:rPr/>
+        <w:t>V(v) = Σ</w:t>
+      </w:r>
+      <w:r>
+        <w:rPr>
+          <w:vertAlign w:val="subscript"/>
+        </w:rPr>
+        <w:t>j∈Lᵥ</w:t>
+      </w:r>
+      <w:r>
+        <w:rPr/>
+        <w:t xml:space="preserve"> G</w:t>
+      </w:r>
+      <w:r>
+        <w:rPr>
+          <w:vertAlign w:val="subscript"/>
+        </w:rPr>
+        <w:t>gap,j</w:t>
+      </w:r>
+      <w:r>
+        <w:rPr/>
+        <w:t xml:space="preserve"> A</w:t>
+      </w:r>
+      <w:r>
+        <w:rPr>
+          <w:vertAlign w:val="subscript"/>
+        </w:rPr>
+        <w:t>j</w:t>
+      </w:r>
+      <w:r>
+        <w:rPr/>
+        <w:t xml:space="preserve"> q</w:t>
+      </w:r>
+      <w:r>
+        <w:rPr>
+          <w:vertAlign w:val="subscript"/>
+        </w:rPr>
+        <w:t>j,v</w:t>
+      </w:r>
+      <w:r>
+        <w:rPr/>
+        <w:t xml:space="preserve"> − η O</w:t>
+      </w:r>
+      <w:r>
+        <w:rPr>
+          <w:vertAlign w:val="subscript"/>
+        </w:rPr>
+        <w:t>v</w:t>
+      </w:r>
+      <w:r>
+        <w:rPr/>
+        <w:t xml:space="preserve">    （25）</w:t>
+      </w:r>
+    </w:p>
+    <w:p>
+      <w:pPr>
+        <w:spacing w:line="300" w:lineRule="auto"/>
+        <w:ind w:firstLine="420"/>
+      </w:pPr>
+      <w:r>
+        <w:rPr/>
+        <w:t>L</w:t>
+      </w:r>
+      <w:r>
+        <w:rPr>
+          <w:vertAlign w:val="subscript"/>
+        </w:rPr>
+        <w:t>v</w:t>
+      </w:r>
+      <w:r>
+        <w:rPr/>
+        <w:t>为满足正视性、视场和距离条件的表面分块集合；O</w:t>
+      </w:r>
+      <w:r>
+        <w:rPr>
+          <w:vertAlign w:val="subscript"/>
+        </w:rPr>
+        <w:t>v</w:t>
+      </w:r>
+      <w:r>
+        <w:rPr/>
+        <w:t>为冗余惩罚项；η为惩罚权重。</w:t>
+      </w:r>
+    </w:p>
+    <w:p>
+      <w:pPr>
+        <w:spacing w:before="160" w:after="80"/>
+      </w:pPr>
+      <w:r>
+        <w:rPr>
+          <w:rFonts w:ascii="SimHei" w:hAnsi="SimHei" w:eastAsia="SimHei"/>
+          <w:b/>
+          <w:sz w:val="26"/>
+        </w:rPr>
+        <w:t>实施例1：IFC模型解析、三角化和表面分块生成</w:t>
       </w:r>
     </w:p>
     <w:p>
@@ -1056,20 +4162,20 @@
           <w:b w:val="0"/>
           <w:sz w:val="24"/>
         </w:rPr>
-        <w:t>n_t为第t个三角面的单位法向；当三角面退化时可采用预设默认法向。</w:t>
+        <w:t>输入为IFC模型；处理步骤包括构件解析、三角化、建立三角面到构件的所属关系、在同一构件内部按共享边邻接和双法向约束进行区域生长；输出为表面分块表及其面积、中心、法向、构件类别、材料名称和工程重要度。一个具体实施值为法向阈值20度、最小表面分块面积0.005平方米，参数可通过配置改变。正式预处理输出中构件数为256、材料数为24、顶点数为604187、三角面数为1197750。本实施例对应图3和图4。</w:t>
       </w:r>
     </w:p>
     <w:p>
       <w:pPr>
-        <w:jc w:val="center"/>
-      </w:pPr>
-      <w:r>
-        <w:rPr>
-          <w:rFonts w:ascii="Times New Roman" w:hAnsi="Times New Roman" w:eastAsia="Times New Roman"/>
-          <w:b w:val="0"/>
-          <w:sz w:val="21"/>
-        </w:rPr>
-        <w:t>A_t = 0.5 ||u_t||    （3）</w:t>
+        <w:spacing w:before="160" w:after="80"/>
+      </w:pPr>
+      <w:r>
+        <w:rPr>
+          <w:rFonts w:ascii="SimHei" w:hAnsi="SimHei" w:eastAsia="SimHei"/>
+          <w:b/>
+          <w:sz w:val="26"/>
+        </w:rPr>
+        <w:t>实施例2：点云坐标对齐及与IFC表面的关联</w:t>
       </w:r>
     </w:p>
     <w:p>
@@ -1083,20 +4189,20 @@
           <w:b w:val="0"/>
           <w:sz w:val="24"/>
         </w:rPr>
-        <w:t>A_t为第t个三角面的面积，单位为平方米。</w:t>
+        <w:t>输入为三维点云和IFC三角网格；处理步骤包括粗配准平移、可选刚性细配准、点到IFC三角表面的最近距离计算，以及基于距离阈值的匹配判断；输出为匹配点、未匹配点和构件或表面分块级统计。一个具体实施值为距离阈值0.05米。样本关联中输入点数为20000，匹配点数为10154；全量关联中输入点数为584701977，匹配点数为12835294，未匹配点数为571866683。本实施例对应图5。</w:t>
       </w:r>
     </w:p>
     <w:p>
       <w:pPr>
-        <w:jc w:val="center"/>
-      </w:pPr>
-      <w:r>
-        <w:rPr>
-          <w:rFonts w:ascii="Times New Roman" w:hAnsi="Times New Roman" w:eastAsia="Times New Roman"/>
-          <w:b w:val="0"/>
-          <w:sz w:val="21"/>
-        </w:rPr>
-        <w:t>c_t = (p_{t,0}+p_{t,1}+p_{t,2}) / 3    （4）</w:t>
+        <w:spacing w:before="160" w:after="80"/>
+      </w:pPr>
+      <w:r>
+        <w:rPr>
+          <w:rFonts w:ascii="SimHei" w:hAnsi="SimHei" w:eastAsia="SimHei"/>
+          <w:b/>
+          <w:sz w:val="26"/>
+        </w:rPr>
+        <w:t>实施例3：表面分块级观测、几何、角度、语义和材料证据</w:t>
       </w:r>
     </w:p>
     <w:p>
@@ -1110,20 +4216,136 @@
           <w:b w:val="0"/>
           <w:sz w:val="24"/>
         </w:rPr>
-        <w:t>c_t为第t个三角面的中心点，单位为米。</w:t>
+        <w:t>输入为表面分块、点云关联统计、IFC类别、点云分类标签和材料信息；处理步骤包括计算直接观测状态、有效视角数量、点密度、覆盖比例、语义分布、材料存在状态和材料冲突状态；输出为各表面分块的多源证据表。一个具体实施值为参考点密度500点/平方米，正视性指数为2，材料冲突置信阈值为0.60，颜色统计最小点数为3。真实点云在没有扫描器原点时，初始角度证据不可获得。本实施例对应图6。</w:t>
       </w:r>
     </w:p>
     <w:p>
       <w:pPr>
-        <w:jc w:val="center"/>
-      </w:pPr>
-      <w:r>
-        <w:rPr>
-          <w:rFonts w:ascii="Times New Roman" w:hAnsi="Times New Roman" w:eastAsia="Times New Roman"/>
-          <w:b w:val="0"/>
-          <w:sz w:val="21"/>
-        </w:rPr>
-        <w:t>A_i = Σ_{t∈T_i} A_t    （5）</w:t>
+        <w:spacing w:before="160" w:after="80"/>
+      </w:pPr>
+      <w:r>
+        <w:rPr>
+          <w:rFonts w:ascii="SimHei" w:hAnsi="SimHei" w:eastAsia="SimHei"/>
+          <w:b/>
+          <w:sz w:val="26"/>
+        </w:rPr>
+        <w:t>实施例4：方向一致的缺口指标</w:t>
+      </w:r>
+    </w:p>
+    <w:p>
+      <w:pPr>
+        <w:spacing w:line="300" w:lineRule="auto"/>
+        <w:ind w:firstLine="420"/>
+      </w:pPr>
+      <w:r>
+        <w:rPr/>
+        <w:t>输入为多源证据；处理步骤是把观测不足、角度不足、几何覆盖不足、语义不一致、材料缺失和材料冲突分别转化为值越大表示缺口越大的指标；输出为D</w:t>
+      </w:r>
+      <w:r>
+        <w:rPr>
+          <w:vertAlign w:val="subscript"/>
+        </w:rPr>
+        <w:t>obs</w:t>
+      </w:r>
+      <w:r>
+        <w:rPr/>
+        <w:t>、D</w:t>
+      </w:r>
+      <w:r>
+        <w:rPr>
+          <w:vertAlign w:val="subscript"/>
+        </w:rPr>
+        <w:t>ang</w:t>
+      </w:r>
+      <w:r>
+        <w:rPr/>
+        <w:t>、D</w:t>
+      </w:r>
+      <w:r>
+        <w:rPr>
+          <w:vertAlign w:val="subscript"/>
+        </w:rPr>
+        <w:t>geo</w:t>
+      </w:r>
+      <w:r>
+        <w:rPr/>
+        <w:t>、D</w:t>
+      </w:r>
+      <w:r>
+        <w:rPr>
+          <w:vertAlign w:val="subscript"/>
+        </w:rPr>
+        <w:t>sem</w:t>
+      </w:r>
+      <w:r>
+        <w:rPr/>
+        <w:t>、D</w:t>
+      </w:r>
+      <w:r>
+        <w:rPr>
+          <w:vertAlign w:val="subscript"/>
+        </w:rPr>
+        <w:t>mat_missing</w:t>
+      </w:r>
+      <w:r>
+        <w:rPr/>
+        <w:t>和D</w:t>
+      </w:r>
+      <w:r>
+        <w:rPr>
+          <w:vertAlign w:val="subscript"/>
+        </w:rPr>
+        <w:t>mat_conflict</w:t>
+      </w:r>
+      <w:r>
+        <w:rPr/>
+        <w:t>。各指标取值范围为0至1。真实路径、射线路径和受控路径的证据来源可以不同，不能把不同路径中的字段强行解释为同一观测生成过程。</w:t>
+      </w:r>
+    </w:p>
+    <w:p>
+      <w:pPr>
+        <w:spacing w:before="160" w:after="80"/>
+      </w:pPr>
+      <w:r>
+        <w:rPr>
+          <w:rFonts w:ascii="SimHei" w:hAnsi="SimHei" w:eastAsia="SimHei"/>
+          <w:b/>
+          <w:sz w:val="26"/>
+        </w:rPr>
+        <w:t>实施例5：可用指标集合上的权重重归一化融合</w:t>
+      </w:r>
+    </w:p>
+    <w:p>
+      <w:pPr>
+        <w:spacing w:line="300" w:lineRule="auto"/>
+        <w:ind w:firstLine="420"/>
+      </w:pPr>
+      <w:r>
+        <w:rPr/>
+        <w:t>输入为六类缺口指标和权重；处理步骤是排除不可获得、缺失或不可计算的指标，并用可用指标的权重和作为分母计算表面分块缺口分数；输出为G</w:t>
+      </w:r>
+      <w:r>
+        <w:rPr>
+          <w:vertAlign w:val="subscript"/>
+        </w:rPr>
+        <w:t>gap</w:t>
+      </w:r>
+      <w:r>
+        <w:rPr/>
+        <w:t>。一个具体实施值为语义0.16、材料缺失0.14、材料冲突0.10、观测0.22、角度0.16、几何0.22。该机制使真实点云路径中语义或角度证据不可用时，仍可由可用证据完成融合。</w:t>
+      </w:r>
+    </w:p>
+    <w:p>
+      <w:pPr>
+        <w:spacing w:before="160" w:after="80"/>
+      </w:pPr>
+      <w:r>
+        <w:rPr>
+          <w:rFonts w:ascii="SimHei" w:hAnsi="SimHei" w:eastAsia="SimHei"/>
+          <w:b/>
+          <w:sz w:val="26"/>
+        </w:rPr>
+        <w:t>实施例6：目标表面分块筛选</w:t>
       </w:r>
     </w:p>
     <w:p>
@@ -1137,20 +4359,20 @@
           <w:b w:val="0"/>
           <w:sz w:val="24"/>
         </w:rPr>
-        <w:t>T_i为第i个表面分块包含的三角面集合；A_i为表面分块面积。</w:t>
+        <w:t>输入为表面分块缺口分数；处理步骤是根据缺口阈值筛选目标表面分块，并在目标数量过多时选择缺口分数较高的表面分块进入候选位姿生成；输出为目标表面分块集合。一个具体实施值为高缺口阈值0.55，候选位姿生成时最多选取30个目标表面分块；阈值可在0至1范围内配置。本实施例对应图7。</w:t>
       </w:r>
     </w:p>
     <w:p>
       <w:pPr>
-        <w:jc w:val="center"/>
-      </w:pPr>
-      <w:r>
-        <w:rPr>
-          <w:rFonts w:ascii="Times New Roman" w:hAnsi="Times New Roman" w:eastAsia="Times New Roman"/>
-          <w:b w:val="0"/>
-          <w:sz w:val="21"/>
-        </w:rPr>
-        <w:t>c_i = (Σ_{t∈T_i} A_t c_t) / A_i    （6）</w:t>
+        <w:spacing w:before="160" w:after="80"/>
+      </w:pPr>
+      <w:r>
+        <w:rPr>
+          <w:rFonts w:ascii="SimHei" w:hAnsi="SimHei" w:eastAsia="SimHei"/>
+          <w:b/>
+          <w:sz w:val="26"/>
+        </w:rPr>
+        <w:t>实施例7：候选补充扫描位姿生成</w:t>
       </w:r>
     </w:p>
     <w:p>
@@ -1164,20 +4386,20 @@
           <w:b w:val="0"/>
           <w:sz w:val="24"/>
         </w:rPr>
-        <w:t>c_i为第i个表面分块的面积加权中心。</w:t>
+        <w:t>输入为目标表面分块中心和法向；处理步骤是在法向周围构造局部正交坐标系，按多个距离层、方位角偏移和俯仰角偏移生成候选位置，候选朝向指向目标表面分块中心；输出为候选补充扫描位姿。一个具体实施值为距离1.5米、2.5米和4.0米，方位角偏移-45度、0度和45度，俯仰角偏移-20度、0度和20度。本实施例对应图8。</w:t>
       </w:r>
     </w:p>
     <w:p>
       <w:pPr>
-        <w:jc w:val="center"/>
-      </w:pPr>
-      <w:r>
-        <w:rPr>
-          <w:rFonts w:ascii="Times New Roman" w:hAnsi="Times New Roman" w:eastAsia="Times New Roman"/>
-          <w:b w:val="0"/>
-          <w:sz w:val="21"/>
-        </w:rPr>
-        <w:t>n_i = unit(Σ_{t∈T_i} A_t n_t)    （7）</w:t>
+        <w:spacing w:before="160" w:after="80"/>
+      </w:pPr>
+      <w:r>
+        <w:rPr>
+          <w:rFonts w:ascii="SimHei" w:hAnsi="SimHei" w:eastAsia="SimHei"/>
+          <w:b/>
+          <w:sz w:val="26"/>
+        </w:rPr>
+        <w:t>实施例8：候选位姿可见性、质量和价值计算</w:t>
       </w:r>
     </w:p>
     <w:p>
@@ -1191,20 +4413,20 @@
           <w:b w:val="0"/>
           <w:sz w:val="24"/>
         </w:rPr>
-        <w:t>n_i为第i个表面分块的面积加权法向。</w:t>
+        <w:t>输入为候选位姿和表面分块集合；处理步骤是计算正视性、候选朝向与表面分块方向的视场对齐、距离条件、距离质量、距离相关分辨率质量和总质量；本实施例的收益集合由正视性阈值、视场角条件和最大距离条件确定。输出为候选位姿价值。一个具体实施值为正视性阈值0.35、视场角90度、最大距离20米、冗余惩罚权重0.10。本实施例对应图9和图10。</w:t>
       </w:r>
     </w:p>
     <w:p>
       <w:pPr>
-        <w:jc w:val="center"/>
-      </w:pPr>
-      <w:r>
-        <w:rPr>
-          <w:rFonts w:ascii="Times New Roman" w:hAnsi="Times New Roman" w:eastAsia="Times New Roman"/>
-          <w:b w:val="0"/>
-          <w:sz w:val="21"/>
-        </w:rPr>
-        <w:t>n_j^T n_k ≥ cos(theta) and n_s^T n_k ≥ cos(theta)    （8）</w:t>
+        <w:spacing w:before="160" w:after="80"/>
+      </w:pPr>
+      <w:r>
+        <w:rPr>
+          <w:rFonts w:ascii="SimHei" w:hAnsi="SimHei" w:eastAsia="SimHei"/>
+          <w:b/>
+          <w:sz w:val="26"/>
+        </w:rPr>
+        <w:t>实施例9：闭环证据更新</w:t>
       </w:r>
     </w:p>
     <w:p>
@@ -1218,7 +4440,20 @@
           <w:b w:val="0"/>
           <w:sz w:val="24"/>
         </w:rPr>
-        <w:t>j为正在扩展的三角面，k为候选邻接三角面，s为区域种子三角面，theta为法向阈值。</w:t>
+        <w:t>输入为所选候选位姿及其计入收益的表面分块；处理步骤是把这些表面分块标记为已获得新增观测，增加视角数量，提高正视性和角度多样性，并按剩余缺口恢复公式更新覆盖比例和密度比例；输出为更新后的证据、缺口分数和下一轮候选位姿。一个具体实施值为单次基础恢复率0.75，最佳正视性下限0.80，平均正视性下限0.65，投影分辨率质量下限0.85，配准置信度下限0.95。该闭环表示基于新增观测或模拟新增观测更新证据，不等同于自动控制真实扫描设备完成全部动作。本实施例对应图11和图12。</w:t>
+      </w:r>
+    </w:p>
+    <w:p>
+      <w:pPr>
+        <w:spacing w:before="160" w:after="80"/>
+      </w:pPr>
+      <w:r>
+        <w:rPr>
+          <w:rFonts w:ascii="SimHei" w:hAnsi="SimHei" w:eastAsia="SimHei"/>
+          <w:b/>
+          <w:sz w:val="26"/>
+        </w:rPr>
+        <w:t>实施例10：受控留出验证</w:t>
       </w:r>
     </w:p>
     <w:p>
@@ -1232,704 +4467,7 @@
           <w:b w:val="0"/>
           <w:sz w:val="24"/>
         </w:rPr>
-        <w:t>对公式（8）作进一步说明。在三维直角坐标系中，任一三角面的单位法向均为一个空间向量，记第t个三角面的单位法向为n_t=(n_{t,x}, n_{t,y}, n_{t,z})，其模长为1，即n_{t,x}^2+n_{t,y}^2+n_{t,z}^2=1。该向量由公式（1）的两条边向量叉乘并经公式（2）单位化得到，其方向垂直于该三角面所在平面，用于表征该三角面在空间中的朝向。</w:t>
-      </w:r>
-    </w:p>
-    <w:p>
-      <w:pPr>
-        <w:spacing w:line="300" w:lineRule="auto"/>
-        <w:ind w:firstLine="420"/>
-      </w:pPr>
-      <w:r>
-        <w:rPr>
-          <w:rFonts w:ascii="SimSun" w:hAnsi="SimSun" w:eastAsia="SimSun"/>
-          <w:b w:val="0"/>
-          <w:sz w:val="24"/>
-        </w:rPr>
-        <w:t>两个单位法向的点积等于二者对应坐标分量乘积之和，即n_j^T n_k = n_{j,x}n_{k,x} + n_{j,y}n_{k,y} + n_{j,z}n_{k,z}。由向量点积的定义，两个单位向量的点积在数值上等于二者夹角的余弦值，即n_j^T n_k = cos(angle(n_j, n_k))。由于余弦函数在0度至180度区间内单调递减，条件n_j^T n_k ≥ cos(theta)与条件angle(n_j, n_k) ≤ theta等价。因此公式（8）在几何上表示：候选邻接三角面的法向与被比较三角面的法向之间的夹角不超过法向阈值theta。取theta为20度时，即要求两个三角面的朝向偏差不超过20度。</w:t>
-      </w:r>
-    </w:p>
-    <w:p>
-      <w:pPr>
-        <w:spacing w:line="300" w:lineRule="auto"/>
-        <w:ind w:firstLine="420"/>
-      </w:pPr>
-      <w:r>
-        <w:rPr>
-          <w:rFonts w:ascii="SimSun" w:hAnsi="SimSun" w:eastAsia="SimSun"/>
-          <w:b w:val="0"/>
-          <w:sz w:val="24"/>
-        </w:rPr>
-        <w:t>公式（8）同时要求两个条件成立：n_j^T n_k ≥ cos(theta)为当前法向约束，其中j为正在扩展的三角面，即候选邻接三角面所邻接的、已属于正在生长区域的那个三角面，该约束限制相邻两个三角面之间的朝向偏差；n_s^T n_k ≥ cos(theta)为种子法向约束，其中s为该区域生长起始的种子三角面，该约束限制候选邻接三角面与区域起始朝向之间的偏差。</w:t>
-      </w:r>
-    </w:p>
-    <w:p>
-      <w:pPr>
-        <w:spacing w:line="300" w:lineRule="auto"/>
-        <w:ind w:firstLine="420"/>
-      </w:pPr>
-      <w:r>
-        <w:rPr>
-          <w:rFonts w:ascii="SimSun" w:hAnsi="SimSun" w:eastAsia="SimSun"/>
-          <w:b w:val="0"/>
-          <w:sz w:val="24"/>
-        </w:rPr>
-        <w:t>两项约束缺一不可的原因在于：若仅设置当前法向约束，则在曲面或折面上，相邻三角面之间的夹角可以均小于theta，但沿区域生长路径逐面累积后，末端三角面与种子三角面的夹角可以远大于theta，从而把朝向差异显著的表面区域并入同一表面分块，即产生链式误合并。增加种子法向约束后，区域内任一三角面与种子三角面的夹角均被限制在theta以内，区域生长在累积偏转达到该限度时即行终止，由此把连续弯曲的表面切分为若干朝向一致的表面分块，使后续缺口指标在朝向一致的局部表面上计算。</w:t>
-      </w:r>
-    </w:p>
-    <w:p>
-      <w:pPr>
-        <w:jc w:val="center"/>
-      </w:pPr>
-      <w:r>
-        <w:rPr>
-          <w:rFonts w:ascii="Times New Roman" w:hAnsi="Times New Roman" w:eastAsia="Times New Roman"/>
-          <w:b w:val="0"/>
-          <w:sz w:val="21"/>
-        </w:rPr>
-        <w:t>d(x,T) = min_{y∈S(T)} ||x-y||    （9）</w:t>
-      </w:r>
-    </w:p>
-    <w:p>
-      <w:pPr>
-        <w:spacing w:line="300" w:lineRule="auto"/>
-        <w:ind w:firstLine="420"/>
-      </w:pPr>
-      <w:r>
-        <w:rPr>
-          <w:rFonts w:ascii="SimSun" w:hAnsi="SimSun" w:eastAsia="SimSun"/>
-          <w:b w:val="0"/>
-          <w:sz w:val="24"/>
-        </w:rPr>
-        <w:t>x为点云点，T为IFC三角面集合，S(T)为三角面表面点集合；d的单位为米。</w:t>
-      </w:r>
-    </w:p>
-    <w:p>
-      <w:pPr>
-        <w:spacing w:line="300" w:lineRule="auto"/>
-        <w:ind w:firstLine="420"/>
-      </w:pPr>
-      <w:r>
-        <w:rPr>
-          <w:rFonts w:ascii="SimSun" w:hAnsi="SimSun" w:eastAsia="SimSun"/>
-          <w:b w:val="0"/>
-          <w:sz w:val="24"/>
-        </w:rPr>
-        <w:t>对公式（9）作进一步说明。在三维直角坐标系中，x为三维点云中的一个点，记为x=(x_1, x_2, x_3)，单位为米。第t个三角面由公式（1）所述的三个顶点p_{t,0}、p_{t,1}、p_{t,2}确定，该三角面上的任一点y可表示为：</w:t>
-      </w:r>
-    </w:p>
-    <w:p>
-      <w:pPr>
-        <w:spacing w:line="300" w:lineRule="auto"/>
-        <w:ind w:firstLine="420"/>
-      </w:pPr>
-      <w:r>
-        <w:rPr>
-          <w:rFonts w:ascii="SimSun" w:hAnsi="SimSun" w:eastAsia="SimSun"/>
-          <w:b w:val="0"/>
-          <w:sz w:val="24"/>
-        </w:rPr>
-        <w:t>y(λ_1, λ_2) = p_{t,0} + λ_1(p_{t,1} − p_{t,0}) + λ_2(p_{t,2} − p_{t,0})，λ_1 ≥ 0，λ_2 ≥ 0，λ_1 + λ_2 ≤ 1    （9-1）</w:t>
-      </w:r>
-    </w:p>
-    <w:p>
-      <w:pPr>
-        <w:spacing w:line="300" w:lineRule="auto"/>
-        <w:ind w:firstLine="420"/>
-      </w:pPr>
-      <w:r>
-        <w:rPr>
-          <w:rFonts w:ascii="SimSun" w:hAnsi="SimSun" w:eastAsia="SimSun"/>
-          <w:b w:val="0"/>
-          <w:sz w:val="24"/>
-        </w:rPr>
-        <w:t>λ_1、λ_2为重心坐标参数，即该点以(1−λ_1−λ_2, λ_1, λ_2)为重心坐标；该三角面的表面点集为S(t) = {y(λ_1, λ_2)}，三角面集合T的表面点集S(T)为各三角面表面点集之并。公式（9）中的‖x−y‖为欧氏范数：</w:t>
-      </w:r>
-    </w:p>
-    <w:p>
-      <w:pPr>
-        <w:spacing w:line="300" w:lineRule="auto"/>
-        <w:ind w:firstLine="420"/>
-      </w:pPr>
-      <w:r>
-        <w:rPr>
-          <w:rFonts w:ascii="SimSun" w:hAnsi="SimSun" w:eastAsia="SimSun"/>
-          <w:b w:val="0"/>
-          <w:sz w:val="24"/>
-        </w:rPr>
-        <w:t>‖x − y‖ = √[(x_1 − y_1)^2 + (x_2 − y_2)^2 + (x_3 − y_3)^2]    （9-2）</w:t>
-      </w:r>
-    </w:p>
-    <w:p>
-      <w:pPr>
-        <w:spacing w:line="300" w:lineRule="auto"/>
-        <w:ind w:firstLine="420"/>
-      </w:pPr>
-      <w:r>
-        <w:rPr>
-          <w:rFonts w:ascii="SimSun" w:hAnsi="SimSun" w:eastAsia="SimSun"/>
-          <w:b w:val="0"/>
-          <w:sz w:val="24"/>
-        </w:rPr>
-        <w:t>点到单个三角面的最近距离d(x,t)存在闭式解，无需迭代求取：先将x投影到该三角面所在平面，得投影点及其重心坐标参数λ_1、λ_2；若λ_1 ≥ 0、λ_2 ≥ 0且λ_1 + λ_2 ≤ 1，则最近表面点即为该投影点，d(x,t)等于x到该平面的垂距；否则最近表面点落在该三角面的边界上，此时分别计算x到三条边所在线段的距离和x到三个顶点的距离，取其中的最小值作为d(x,t)；当该三角面退化、即其三个顶点共线或存在重合而面积为零时，其所在平面无定义，此时直接取x到该三角面三条边所在线段的距离的最小值作为d(x,t)。在此基础上，公式（9）的d(x,T)及其对应的三角面为：</w:t>
-      </w:r>
-    </w:p>
-    <w:p>
-      <w:pPr>
-        <w:spacing w:line="300" w:lineRule="auto"/>
-        <w:ind w:firstLine="420"/>
-      </w:pPr>
-      <w:r>
-        <w:rPr>
-          <w:rFonts w:ascii="SimSun" w:hAnsi="SimSun" w:eastAsia="SimSun"/>
-          <w:b w:val="0"/>
-          <w:sz w:val="24"/>
-        </w:rPr>
-        <w:t>d(x,T) = min_{t∈T} d(x,t)，t*(x) = arg min_{t∈T} d(x,t)    （9-3）</w:t>
-      </w:r>
-    </w:p>
-    <w:p>
-      <w:pPr>
-        <w:spacing w:line="300" w:lineRule="auto"/>
-        <w:ind w:firstLine="420"/>
-      </w:pPr>
-      <w:r>
-        <w:rPr>
-          <w:rFonts w:ascii="SimSun" w:hAnsi="SimSun" w:eastAsia="SimSun"/>
-          <w:b w:val="0"/>
-          <w:sz w:val="24"/>
-        </w:rPr>
-        <w:t>t*(x)称为点x的最近三角面。当有两个以上三角面同时取得该最小值时，t*(x)按后文规定的确定性规则唯一确定。</w:t>
-      </w:r>
-    </w:p>
-    <w:p>
-      <w:pPr>
-        <w:jc w:val="center"/>
-      </w:pPr>
-      <w:r>
-        <w:rPr>
-          <w:rFonts w:ascii="Times New Roman" w:hAnsi="Times New Roman" w:eastAsia="Times New Roman"/>
-          <w:b w:val="0"/>
-          <w:sz w:val="21"/>
-        </w:rPr>
-        <w:t>M(x) = I(d(x,T) ≤ tau_d)    （10）</w:t>
-      </w:r>
-    </w:p>
-    <w:p>
-      <w:pPr>
-        <w:spacing w:line="300" w:lineRule="auto"/>
-        <w:ind w:firstLine="420"/>
-      </w:pPr>
-      <w:r>
-        <w:rPr>
-          <w:rFonts w:ascii="SimSun" w:hAnsi="SimSun" w:eastAsia="SimSun"/>
-          <w:b w:val="0"/>
-          <w:sz w:val="24"/>
-        </w:rPr>
-        <w:t>tau_d为距离阈值；M(x)为点云点是否匹配IFC表面的指示值。</w:t>
-      </w:r>
-    </w:p>
-    <w:p>
-      <w:pPr>
-        <w:spacing w:line="300" w:lineRule="auto"/>
-        <w:ind w:firstLine="420"/>
-      </w:pPr>
-      <w:r>
-        <w:rPr>
-          <w:rFonts w:ascii="SimSun" w:hAnsi="SimSun" w:eastAsia="SimSun"/>
-          <w:b w:val="0"/>
-          <w:sz w:val="24"/>
-        </w:rPr>
-        <w:t>公式（10）的匹配判定与点的归属按下述方式确定：当d(x,T)不大于距离阈值tau_d时，判定点x与其最近三角面t*(x)匹配，并将该点计入t*(x)所属的表面分块；当d(x,T)大于tau_d时，判定该点未匹配，计入未匹配点统计。由此，每个点至多匹配一个三角面，从而至多计入一个表面分块，各表面分块的匹配点数之和不超过点云的总点数。</w:t>
-      </w:r>
-    </w:p>
-    <w:p>
-      <w:pPr>
-        <w:spacing w:line="300" w:lineRule="auto"/>
-        <w:ind w:firstLine="420"/>
-      </w:pPr>
-      <w:r>
-        <w:rPr>
-          <w:rFonts w:ascii="SimSun" w:hAnsi="SimSun" w:eastAsia="SimSun"/>
-          <w:b w:val="0"/>
-          <w:sz w:val="24"/>
-        </w:rPr>
-        <w:t>存在两个以上三角面同时取得最小距离d(x,T)的情形。其成因为：当取得d(x,T)的最近表面点落在两个或两个以上三角面所共用的边或顶点上时，该点到这些三角面的距离相等。在两个表面相交且夹角小于180度的凸棱处，以该公共棱为脊、张角等于180度减去两表面夹角的三维楔形区域内，每一点的最近表面点均落在该棱上，因而该区域内的点到棱两侧表面的距离处处相等；该区域为三维正体积区域，其内的点可距该棱任意远，而在距离阈值tau_d的限制下，真正参与匹配的等距点位于距该棱tau_d以内。按双法向约束进行区域生长时，夹角较大的两个表面通常分属不同的表面分块，故该公共棱通常即为两个表面分块的公共边界。</w:t>
-      </w:r>
-    </w:p>
-    <w:p>
-      <w:pPr>
-        <w:spacing w:line="300" w:lineRule="auto"/>
-        <w:ind w:firstLine="420"/>
-      </w:pPr>
-      <w:r>
-        <w:rPr>
-          <w:rFonts w:ascii="SimSun" w:hAnsi="SimSun" w:eastAsia="SimSun"/>
-          <w:b w:val="0"/>
-          <w:sz w:val="24"/>
-        </w:rPr>
-        <w:t>考虑到工程实现采用有限精度浮点运算，理论上相等的两个距离在计算中可能出现末位差异，故上述“取得相同的最近距离”应理解为两者之差不大于预设的数值容差；该容差取值应大于所采用数值精度下的距离计算误差量级，并远小于距离阈值tau_d。一种具体实施值为容差取1×10^(-6)米、tau_d取0.05米。</w:t>
-      </w:r>
-    </w:p>
-    <w:p>
-      <w:pPr>
-        <w:spacing w:line="300" w:lineRule="auto"/>
-        <w:ind w:firstLine="420"/>
-      </w:pPr>
-      <w:r>
-        <w:rPr>
-          <w:rFonts w:ascii="SimSun" w:hAnsi="SimSun" w:eastAsia="SimSun"/>
-          <w:b w:val="0"/>
-          <w:sz w:val="24"/>
-        </w:rPr>
-        <w:t>为使归属唯一且可复现，规定按下述预设的确定性规则逐级择一，直至归属唯一：第一级，取最近距离最小者，其中距离之差不大于所述数值容差的视为相同；第二级，若仍并列，对每个候选三角面计算由该三角面上取得最近距离的表面点指向x的方向与该三角面法向所成夹角的余弦的绝对值，取该绝对值最大者，即取该方向与该三角面法向所成锐角最小者，此处取绝对值是为使该级判定不受三角面顶点绕序（法向朝向）的影响；当d(x,T)为零、即x落在三角面上时，上述方向无定义，视为本级并列，直接适用下一级；第三级，若仍并列，将各候选三角面的三个顶点坐标分别按字典序排序，得到各候选三角面对应的坐标序列，取该坐标序列在字典序上最小者。</w:t>
-      </w:r>
-    </w:p>
-    <w:p>
-      <w:pPr>
-        <w:spacing w:line="300" w:lineRule="auto"/>
-        <w:ind w:firstLine="420"/>
-      </w:pPr>
-      <w:r>
-        <w:rPr>
-          <w:rFonts w:ascii="SimSun" w:hAnsi="SimSun" w:eastAsia="SimSun"/>
-          <w:b w:val="0"/>
-          <w:sz w:val="24"/>
-        </w:rPr>
-        <w:t>第三级依据的是三角面自身的顶点坐标而非其存储索引，故该规则的结果不依赖三角面在数据中的存储顺序；第三级仅在第一级与第二级均并列时才起作用，对应于楔形区域中的角平分面这一零测度集合。</w:t>
-      </w:r>
-    </w:p>
-    <w:p>
-      <w:pPr>
-        <w:spacing w:line="300" w:lineRule="auto"/>
-        <w:ind w:firstLine="420"/>
-      </w:pPr>
-      <w:r>
-        <w:rPr>
-          <w:rFonts w:ascii="SimSun" w:hAnsi="SimSun" w:eastAsia="SimSun"/>
-          <w:b w:val="0"/>
-          <w:sz w:val="24"/>
-        </w:rPr>
-        <w:t>当两个候选三角面的顶点集合完全相同、即在几何上完全重合时，第三级无法区分。若这两个三角面属于同一构件的同一表面分块，则归属差异不产生任何影响；若二者分属不同构件或不同表面分块，则应再增加一级判定，按该三角面所属构件的标识（如IFC模型中构件的全局唯一标识）在字典序上最小者择一——该标识由IFC模型本身给出，不随三角面的存储顺序改变，故整条规则仍保持与存储顺序无关。作为一种替代的实施方式，也可在三角化之后、区域生长之前先行剔除几何上完全重合的重复三角面，使该情形不再出现。</w:t>
-      </w:r>
-    </w:p>
-    <w:p>
-      <w:pPr>
-        <w:spacing w:line="300" w:lineRule="auto"/>
-        <w:ind w:firstLine="420"/>
-      </w:pPr>
-      <w:r>
-        <w:rPr>
-          <w:rFonts w:ascii="SimSun" w:hAnsi="SimSun" w:eastAsia="SimSun"/>
-          <w:b w:val="0"/>
-          <w:sz w:val="24"/>
-        </w:rPr>
-        <w:t>作为一种可选实施方式，当存在k个三角面同时取得最小距离时，也可将该点按1/k的权重分别计入各该三角面所属的表面分块；在该可选实施方式中，每个点计入各表面分块的权重之和不超过1，各表面分块的匹配点数之和仍不超过点云的总点数，但各表面分块的匹配点数不再取整数值。</w:t>
-      </w:r>
-    </w:p>
-    <w:p>
-      <w:pPr>
-        <w:jc w:val="center"/>
-      </w:pPr>
-      <w:r>
-        <w:rPr>
-          <w:rFonts w:ascii="Times New Roman" w:hAnsi="Times New Roman" w:eastAsia="Times New Roman"/>
-          <w:b w:val="0"/>
-          <w:sz w:val="21"/>
-        </w:rPr>
-        <w:t>D_obs,i = clip(0.35M_i + 0.25clip((2-N_i)/2,0,1) + 0.20(1-Q_res,i) + 0.20(1-R_i),0,1)    （11）</w:t>
-      </w:r>
-    </w:p>
-    <w:p>
-      <w:pPr>
-        <w:spacing w:line="300" w:lineRule="auto"/>
-        <w:ind w:firstLine="420"/>
-      </w:pPr>
-      <w:r>
-        <w:rPr>
-          <w:rFonts w:ascii="SimSun" w:hAnsi="SimSun" w:eastAsia="SimSun"/>
-          <w:b w:val="0"/>
-          <w:sz w:val="24"/>
-        </w:rPr>
-        <w:t>M_i为未直接观测指示值，N_i为有效视角数，Q_res,i为投影分辨率质量，R_i为配准置信度。</w:t>
-      </w:r>
-    </w:p>
-    <w:p>
-      <w:pPr>
-        <w:jc w:val="center"/>
-      </w:pPr>
-      <w:r>
-        <w:rPr>
-          <w:rFonts w:ascii="Times New Roman" w:hAnsi="Times New Roman" w:eastAsia="Times New Roman"/>
-          <w:b w:val="0"/>
-          <w:sz w:val="21"/>
-        </w:rPr>
-        <w:t>D_ang,i = clip(1 - (0.50F_i + 0.30clip(N_i/2,0,1) + 0.20B_i),0,1)    （12）</w:t>
-      </w:r>
-    </w:p>
-    <w:p>
-      <w:pPr>
-        <w:spacing w:line="300" w:lineRule="auto"/>
-        <w:ind w:firstLine="420"/>
-      </w:pPr>
-      <w:r>
-        <w:rPr>
-          <w:rFonts w:ascii="SimSun" w:hAnsi="SimSun" w:eastAsia="SimSun"/>
-          <w:b w:val="0"/>
-          <w:sz w:val="24"/>
-        </w:rPr>
-        <w:t>F_i为最佳正视性，B_i为角度多样性。</w:t>
-      </w:r>
-    </w:p>
-    <w:p>
-      <w:pPr>
-        <w:jc w:val="center"/>
-      </w:pPr>
-      <w:r>
-        <w:rPr>
-          <w:rFonts w:ascii="Times New Roman" w:hAnsi="Times New Roman" w:eastAsia="Times New Roman"/>
-          <w:b w:val="0"/>
-          <w:sz w:val="21"/>
-        </w:rPr>
-        <w:t>D_geo,i = clip(0.60(1-C_i) + 0.40(1-clip(rho_i,0,1)),0,1)    （13）</w:t>
-      </w:r>
-    </w:p>
-    <w:p>
-      <w:pPr>
-        <w:spacing w:line="300" w:lineRule="auto"/>
-        <w:ind w:firstLine="420"/>
-      </w:pPr>
-      <w:r>
-        <w:rPr>
-          <w:rFonts w:ascii="SimSun" w:hAnsi="SimSun" w:eastAsia="SimSun"/>
-          <w:b w:val="0"/>
-          <w:sz w:val="24"/>
-        </w:rPr>
-        <w:t>C_i为覆盖比例，rho_i为点密度比例。</w:t>
-      </w:r>
-    </w:p>
-    <w:p>
-      <w:pPr>
-        <w:jc w:val="center"/>
-      </w:pPr>
-      <w:r>
-        <w:rPr>
-          <w:rFonts w:ascii="Times New Roman" w:hAnsi="Times New Roman" w:eastAsia="Times New Roman"/>
-          <w:b w:val="0"/>
-          <w:sz w:val="21"/>
-        </w:rPr>
-        <w:t>m_i = 0.5(P_i + S_i)    （14）</w:t>
-      </w:r>
-    </w:p>
-    <w:p>
-      <w:pPr>
-        <w:spacing w:line="300" w:lineRule="auto"/>
-        <w:ind w:firstLine="420"/>
-      </w:pPr>
-      <w:r>
-        <w:rPr>
-          <w:rFonts w:ascii="SimSun" w:hAnsi="SimSun" w:eastAsia="SimSun"/>
-          <w:b w:val="0"/>
-          <w:sz w:val="24"/>
-        </w:rPr>
-        <w:t>P_i为IFC语义分布，S_i为点云分类标签映射得到的语义分布，m_i为二者平均分布。</w:t>
-      </w:r>
-    </w:p>
-    <w:p>
-      <w:pPr>
-        <w:jc w:val="center"/>
-      </w:pPr>
-      <w:r>
-        <w:rPr>
-          <w:rFonts w:ascii="Times New Roman" w:hAnsi="Times New Roman" w:eastAsia="Times New Roman"/>
-          <w:b w:val="0"/>
-          <w:sz w:val="21"/>
-        </w:rPr>
-        <w:t>D_sem,i = (0.5KL(P_i||m_i) + 0.5KL(S_i||m_i)) / log(2)    （15）</w:t>
-      </w:r>
-    </w:p>
-    <w:p>
-      <w:pPr>
-        <w:spacing w:line="300" w:lineRule="auto"/>
-        <w:ind w:firstLine="420"/>
-      </w:pPr>
-      <w:r>
-        <w:rPr>
-          <w:rFonts w:ascii="SimSun" w:hAnsi="SimSun" w:eastAsia="SimSun"/>
-          <w:b w:val="0"/>
-          <w:sz w:val="24"/>
-        </w:rPr>
-        <w:t>D_sem,i为Jensen-Shannon散度；当观测语义分布不可获得时，该指标不参与融合。</w:t>
-      </w:r>
-    </w:p>
-    <w:p>
-      <w:pPr>
-        <w:jc w:val="center"/>
-      </w:pPr>
-      <w:r>
-        <w:rPr>
-          <w:rFonts w:ascii="Times New Roman" w:hAnsi="Times New Roman" w:eastAsia="Times New Roman"/>
-          <w:b w:val="0"/>
-          <w:sz w:val="21"/>
-        </w:rPr>
-        <w:t>D_mat_missing,i = 1 - H_i    （16）</w:t>
-      </w:r>
-    </w:p>
-    <w:p>
-      <w:pPr>
-        <w:spacing w:line="300" w:lineRule="auto"/>
-        <w:ind w:firstLine="420"/>
-      </w:pPr>
-      <w:r>
-        <w:rPr>
-          <w:rFonts w:ascii="SimSun" w:hAnsi="SimSun" w:eastAsia="SimSun"/>
-          <w:b w:val="0"/>
-          <w:sz w:val="24"/>
-        </w:rPr>
-        <w:t>H_i为IFC材料存在指示值。</w:t>
-      </w:r>
-    </w:p>
-    <w:p>
-      <w:pPr>
-        <w:jc w:val="center"/>
-      </w:pPr>
-      <w:r>
-        <w:rPr>
-          <w:rFonts w:ascii="Times New Roman" w:hAnsi="Times New Roman" w:eastAsia="Times New Roman"/>
-          <w:b w:val="0"/>
-          <w:sz w:val="21"/>
-        </w:rPr>
-        <w:t>D_mat_conflict,i = I(material_conflict_i)    （17）</w:t>
-      </w:r>
-    </w:p>
-    <w:p>
-      <w:pPr>
-        <w:spacing w:line="300" w:lineRule="auto"/>
-        <w:ind w:firstLine="420"/>
-      </w:pPr>
-      <w:r>
-        <w:rPr>
-          <w:rFonts w:ascii="SimSun" w:hAnsi="SimSun" w:eastAsia="SimSun"/>
-          <w:b w:val="0"/>
-          <w:sz w:val="24"/>
-        </w:rPr>
-        <w:t>material_conflict_i表示IFC材料类别与颜色推断类别之间存在预设清晰冲突。</w:t>
-      </w:r>
-    </w:p>
-    <w:p>
-      <w:pPr>
-        <w:jc w:val="center"/>
-      </w:pPr>
-      <w:r>
-        <w:rPr>
-          <w:rFonts w:ascii="Times New Roman" w:hAnsi="Times New Roman" w:eastAsia="Times New Roman"/>
-          <w:b w:val="0"/>
-          <w:sz w:val="21"/>
-        </w:rPr>
-        <w:t>K_i = {k | D_{i,k} is available}    （18）</w:t>
-      </w:r>
-    </w:p>
-    <w:p>
-      <w:pPr>
-        <w:spacing w:line="300" w:lineRule="auto"/>
-        <w:ind w:firstLine="420"/>
-      </w:pPr>
-      <w:r>
-        <w:rPr>
-          <w:rFonts w:ascii="SimSun" w:hAnsi="SimSun" w:eastAsia="SimSun"/>
-          <w:b w:val="0"/>
-          <w:sz w:val="24"/>
-        </w:rPr>
-        <w:t>K_i为第i个表面分块实际可用的缺口指标集合。</w:t>
-      </w:r>
-    </w:p>
-    <w:p>
-      <w:pPr>
-        <w:jc w:val="center"/>
-      </w:pPr>
-      <w:r>
-        <w:rPr>
-          <w:rFonts w:ascii="Times New Roman" w:hAnsi="Times New Roman" w:eastAsia="Times New Roman"/>
-          <w:b w:val="0"/>
-          <w:sz w:val="21"/>
-        </w:rPr>
-        <w:t>G_gap,i = (Σ_{k∈K_i} alpha_k D_{i,k}) / (Σ_{k∈K_i} alpha_k)    （19）</w:t>
-      </w:r>
-    </w:p>
-    <w:p>
-      <w:pPr>
-        <w:spacing w:line="300" w:lineRule="auto"/>
-        <w:ind w:firstLine="420"/>
-      </w:pPr>
-      <w:r>
-        <w:rPr>
-          <w:rFonts w:ascii="SimSun" w:hAnsi="SimSun" w:eastAsia="SimSun"/>
-          <w:b w:val="0"/>
-          <w:sz w:val="24"/>
-        </w:rPr>
-        <w:t>alpha_k为第k类缺口指标权重；不可获得、缺失或不可计算的指标不参与分子和分母。</w:t>
-      </w:r>
-    </w:p>
-    <w:p>
-      <w:pPr>
-        <w:jc w:val="center"/>
-      </w:pPr>
-      <w:r>
-        <w:rPr>
-          <w:rFonts w:ascii="Times New Roman" w:hAnsi="Times New Roman" w:eastAsia="Times New Roman"/>
-          <w:b w:val="0"/>
-          <w:sz w:val="21"/>
-        </w:rPr>
-        <w:t>G_task,i = clip(G_gap,i (1 + lambda E_i),0,2)    （20）</w:t>
-      </w:r>
-    </w:p>
-    <w:p>
-      <w:pPr>
-        <w:spacing w:line="300" w:lineRule="auto"/>
-        <w:ind w:firstLine="420"/>
-      </w:pPr>
-      <w:r>
-        <w:rPr>
-          <w:rFonts w:ascii="SimSun" w:hAnsi="SimSun" w:eastAsia="SimSun"/>
-          <w:b w:val="0"/>
-          <w:sz w:val="24"/>
-        </w:rPr>
-        <w:t>E_i为工程重要度，lambda为重要度放大系数。</w:t>
-      </w:r>
-    </w:p>
-    <w:p>
-      <w:pPr>
-        <w:jc w:val="center"/>
-      </w:pPr>
-      <w:r>
-        <w:rPr>
-          <w:rFonts w:ascii="Times New Roman" w:hAnsi="Times New Roman" w:eastAsia="Times New Roman"/>
-          <w:b w:val="0"/>
-          <w:sz w:val="21"/>
-        </w:rPr>
-        <w:t>r_{i,v} = unit(R(a_i,h_i,phi_v,psi_v)n_i)    （21）</w:t>
-      </w:r>
-    </w:p>
-    <w:p>
-      <w:pPr>
-        <w:spacing w:line="300" w:lineRule="auto"/>
-        <w:ind w:firstLine="420"/>
-      </w:pPr>
-      <w:r>
-        <w:rPr>
-          <w:rFonts w:ascii="SimSun" w:hAnsi="SimSun" w:eastAsia="SimSun"/>
-          <w:b w:val="0"/>
-          <w:sz w:val="24"/>
-        </w:rPr>
-        <w:t>r_{i,v}为从目标表面分块指向候选位姿的方向，R表示绕局部切向与副切向的角度扰动。</w:t>
-      </w:r>
-    </w:p>
-    <w:p>
-      <w:pPr>
-        <w:jc w:val="center"/>
-      </w:pPr>
-      <w:r>
-        <w:rPr>
-          <w:rFonts w:ascii="Times New Roman" w:hAnsi="Times New Roman" w:eastAsia="Times New Roman"/>
-          <w:b w:val="0"/>
-          <w:sz w:val="21"/>
-        </w:rPr>
-        <w:t>o_v = c_i + ell_v r_{i,v}    （22）</w:t>
-      </w:r>
-    </w:p>
-    <w:p>
-      <w:pPr>
-        <w:spacing w:line="300" w:lineRule="auto"/>
-        <w:ind w:firstLine="420"/>
-      </w:pPr>
-      <w:r>
-        <w:rPr>
-          <w:rFonts w:ascii="SimSun" w:hAnsi="SimSun" w:eastAsia="SimSun"/>
-          <w:b w:val="0"/>
-          <w:sz w:val="24"/>
-        </w:rPr>
-        <w:t>o_v为候选位姿位置，ell_v为候选距离。</w:t>
-      </w:r>
-    </w:p>
-    <w:p>
-      <w:pPr>
-        <w:jc w:val="center"/>
-      </w:pPr>
-      <w:r>
-        <w:rPr>
-          <w:rFonts w:ascii="Times New Roman" w:hAnsi="Times New Roman" w:eastAsia="Times New Roman"/>
-          <w:b w:val="0"/>
-          <w:sz w:val="21"/>
-        </w:rPr>
-        <w:t>f_{j,v} = max(0, n_j^T unit(o_v-c_j))    （23）</w:t>
-      </w:r>
-    </w:p>
-    <w:p>
-      <w:pPr>
-        <w:spacing w:line="300" w:lineRule="auto"/>
-        <w:ind w:firstLine="420"/>
-      </w:pPr>
-      <w:r>
-        <w:rPr>
-          <w:rFonts w:ascii="SimSun" w:hAnsi="SimSun" w:eastAsia="SimSun"/>
-          <w:b w:val="0"/>
-          <w:sz w:val="24"/>
-        </w:rPr>
-        <w:t>f_{j,v}为第j个表面分块相对于候选位姿v的正视性。</w:t>
-      </w:r>
-    </w:p>
-    <w:p>
-      <w:pPr>
-        <w:jc w:val="center"/>
-      </w:pPr>
-      <w:r>
-        <w:rPr>
-          <w:rFonts w:ascii="Times New Roman" w:hAnsi="Times New Roman" w:eastAsia="Times New Roman"/>
-          <w:b w:val="0"/>
-          <w:sz w:val="21"/>
-        </w:rPr>
-        <w:t>q_{j,v} = f_{j,v} exp(-((d_{j,v}-2.5)^2)/(2·2.0^2)) clip(1/(1+0.15d_{j,v}),0,1)    （24）</w:t>
-      </w:r>
-    </w:p>
-    <w:p>
-      <w:pPr>
-        <w:spacing w:line="300" w:lineRule="auto"/>
-        <w:ind w:firstLine="420"/>
-      </w:pPr>
-      <w:r>
-        <w:rPr>
-          <w:rFonts w:ascii="SimSun" w:hAnsi="SimSun" w:eastAsia="SimSun"/>
-          <w:b w:val="0"/>
-          <w:sz w:val="24"/>
-        </w:rPr>
-        <w:t>d_{j,v}=||o_v-c_j||，q_{j,v}为候选位姿对表面分块的总质量。</w:t>
-      </w:r>
-    </w:p>
-    <w:p>
-      <w:pPr>
-        <w:jc w:val="center"/>
-      </w:pPr>
-      <w:r>
-        <w:rPr>
-          <w:rFonts w:ascii="Times New Roman" w:hAnsi="Times New Roman" w:eastAsia="Times New Roman"/>
-          <w:b w:val="0"/>
-          <w:sz w:val="21"/>
-        </w:rPr>
-        <w:t>V(v) = Σ_{j∈L_v} G_gap,j A_j q_{j,v} - eta O_v    （25）</w:t>
-      </w:r>
-    </w:p>
-    <w:p>
-      <w:pPr>
-        <w:spacing w:line="300" w:lineRule="auto"/>
-        <w:ind w:firstLine="420"/>
-      </w:pPr>
-      <w:r>
-        <w:rPr>
-          <w:rFonts w:ascii="SimSun" w:hAnsi="SimSun" w:eastAsia="SimSun"/>
-          <w:b w:val="0"/>
-          <w:sz w:val="24"/>
-        </w:rPr>
-        <w:t>L_v为满足正视性、视场和距离条件的表面分块集合；O_v为冗余惩罚项；eta为惩罚权重。</w:t>
+        <w:t>输入为IFC表面分块和受控生成的观测证据；处理步骤是先把中心点Y坐标大于14米的表面分块标记为连续空间留出区域，再按标签生成受控观测退化；输出为带有表面分块级二元标签的验证结果。Y坐标阈值是构造连续空间留出区域的一种实施规则，不是建筑缺失的一般规律。由于标签先确定、观测证据随后按标签生成，不声称标签和观测证据统计独立。本实施例中表面分块数为9438，留出表面分块数为2298，AUROC为0.9958，AUPRC为0.9866，F1为0.8939，10轮闭环最终恢复率为0.6095。上述数字仅作为本受控实施例的实验结果。</w:t>
       </w:r>
     </w:p>
     <w:p>
@@ -1942,7 +4480,7 @@
           <w:b/>
           <w:sz w:val="26"/>
         </w:rPr>
-        <w:t>实施例1：IFC模型解析、三角化和表面分块生成</w:t>
+        <w:t>实施例11：真实室内建筑点云与IFC诊断</w:t>
       </w:r>
     </w:p>
     <w:p>
@@ -1951,282 +4489,18 @@
         <w:ind w:firstLine="420"/>
       </w:pPr>
       <w:r>
-        <w:rPr>
-          <w:rFonts w:ascii="SimSun" w:hAnsi="SimSun" w:eastAsia="SimSun"/>
-          <w:b w:val="0"/>
-          <w:sz w:val="24"/>
-        </w:rPr>
-        <w:t>输入为IFC模型；处理步骤包括构件解析、三角化、建立三角面到构件的所属关系、在同一构件内部按共享边邻接和双法向约束进行区域生长；输出为表面分块表及其面积、中心、法向、构件类别、材料名称和工程重要度。一个具体实施值为法向阈值20度、最小表面分块面积0.005平方米，参数可通过配置改变。正式预处理输出中构件数为256、材料数为24、顶点数为604187、三角面数为1197750。本实施例对应图3和图4。</w:t>
-      </w:r>
-    </w:p>
-    <w:p>
-      <w:pPr>
-        <w:spacing w:before="160" w:after="80"/>
-      </w:pPr>
-      <w:r>
-        <w:rPr>
-          <w:rFonts w:ascii="SimHei" w:hAnsi="SimHei" w:eastAsia="SimHei"/>
-          <w:b/>
-          <w:sz w:val="26"/>
-        </w:rPr>
-        <w:t>实施例2：点云坐标对齐及与IFC表面的关联</w:t>
-      </w:r>
-    </w:p>
-    <w:p>
-      <w:pPr>
-        <w:spacing w:line="300" w:lineRule="auto"/>
-        <w:ind w:firstLine="420"/>
-      </w:pPr>
-      <w:r>
-        <w:rPr>
-          <w:rFonts w:ascii="SimSun" w:hAnsi="SimSun" w:eastAsia="SimSun"/>
-          <w:b w:val="0"/>
-          <w:sz w:val="24"/>
-        </w:rPr>
-        <w:t>输入为三维点云和IFC三角网格；处理步骤包括粗配准平移、可选刚性细配准、点到IFC三角表面的最近距离计算，以及基于距离阈值的匹配判断；输出为匹配点、未匹配点和构件或表面分块级统计。一个具体实施值为距离阈值0.05米。样本关联中输入点数为20000，匹配点数为10154；全量关联中输入点数为584701977，匹配点数为12835294，未匹配点数为571866683。本实施例对应图5。</w:t>
-      </w:r>
-    </w:p>
-    <w:p>
-      <w:pPr>
-        <w:spacing w:before="160" w:after="80"/>
-      </w:pPr>
-      <w:r>
-        <w:rPr>
-          <w:rFonts w:ascii="SimHei" w:hAnsi="SimHei" w:eastAsia="SimHei"/>
-          <w:b/>
-          <w:sz w:val="26"/>
-        </w:rPr>
-        <w:t>实施例3：表面分块级观测、几何、角度、语义和材料证据</w:t>
-      </w:r>
-    </w:p>
-    <w:p>
-      <w:pPr>
-        <w:spacing w:line="300" w:lineRule="auto"/>
-        <w:ind w:firstLine="420"/>
-      </w:pPr>
-      <w:r>
-        <w:rPr>
-          <w:rFonts w:ascii="SimSun" w:hAnsi="SimSun" w:eastAsia="SimSun"/>
-          <w:b w:val="0"/>
-          <w:sz w:val="24"/>
-        </w:rPr>
-        <w:t>输入为表面分块、点云关联统计、IFC类别、点云分类标签和材料信息；处理步骤包括计算直接观测状态、有效视角数量、点密度、覆盖比例、语义分布、材料存在状态和材料冲突状态；输出为各表面分块的多源证据表。一个具体实施值为参考点密度500点/平方米，正视性指数为2，材料冲突置信阈值为0.60，颜色统计最小点数为3。真实点云在没有扫描器原点时，初始角度证据不可获得。本实施例对应图6。</w:t>
-      </w:r>
-    </w:p>
-    <w:p>
-      <w:pPr>
-        <w:spacing w:before="160" w:after="80"/>
-      </w:pPr>
-      <w:r>
-        <w:rPr>
-          <w:rFonts w:ascii="SimHei" w:hAnsi="SimHei" w:eastAsia="SimHei"/>
-          <w:b/>
-          <w:sz w:val="26"/>
-        </w:rPr>
-        <w:t>实施例4：方向一致的缺口指标</w:t>
-      </w:r>
-    </w:p>
-    <w:p>
-      <w:pPr>
-        <w:spacing w:line="300" w:lineRule="auto"/>
-        <w:ind w:firstLine="420"/>
-      </w:pPr>
-      <w:r>
-        <w:rPr>
-          <w:rFonts w:ascii="SimSun" w:hAnsi="SimSun" w:eastAsia="SimSun"/>
-          <w:b w:val="0"/>
-          <w:sz w:val="24"/>
-        </w:rPr>
-        <w:t>输入为多源证据；处理步骤是把观测不足、角度不足、几何覆盖不足、语义不一致、材料缺失和材料冲突分别转化为值越大表示缺口越大的指标；输出为D_obs、D_ang、D_geo、D_sem、D_mat_missing和D_mat_conflict。各指标取值范围为0至1。真实路径、射线路径和受控路径的证据来源可以不同，不能把不同路径中的字段强行解释为同一观测生成过程。</w:t>
-      </w:r>
-    </w:p>
-    <w:p>
-      <w:pPr>
-        <w:spacing w:before="160" w:after="80"/>
-      </w:pPr>
-      <w:r>
-        <w:rPr>
-          <w:rFonts w:ascii="SimHei" w:hAnsi="SimHei" w:eastAsia="SimHei"/>
-          <w:b/>
-          <w:sz w:val="26"/>
-        </w:rPr>
-        <w:t>实施例5：可用指标集合上的权重重归一化融合</w:t>
-      </w:r>
-    </w:p>
-    <w:p>
-      <w:pPr>
-        <w:spacing w:line="300" w:lineRule="auto"/>
-        <w:ind w:firstLine="420"/>
-      </w:pPr>
-      <w:r>
-        <w:rPr>
-          <w:rFonts w:ascii="SimSun" w:hAnsi="SimSun" w:eastAsia="SimSun"/>
-          <w:b w:val="0"/>
-          <w:sz w:val="24"/>
-        </w:rPr>
-        <w:t>输入为六类缺口指标和权重；处理步骤是排除不可获得、缺失或不可计算的指标，并用可用指标的权重和作为分母计算表面分块缺口分数；输出为G_gap。一个具体实施值为语义0.16、材料缺失0.14、材料冲突0.10、观测0.22、角度0.16、几何0.22。该机制使真实点云路径中语义或角度证据不可用时，仍可由可用证据完成融合。</w:t>
-      </w:r>
-    </w:p>
-    <w:p>
-      <w:pPr>
-        <w:spacing w:before="160" w:after="80"/>
-      </w:pPr>
-      <w:r>
-        <w:rPr>
-          <w:rFonts w:ascii="SimHei" w:hAnsi="SimHei" w:eastAsia="SimHei"/>
-          <w:b/>
-          <w:sz w:val="26"/>
-        </w:rPr>
-        <w:t>实施例6：目标表面分块筛选</w:t>
-      </w:r>
-    </w:p>
-    <w:p>
-      <w:pPr>
-        <w:spacing w:line="300" w:lineRule="auto"/>
-        <w:ind w:firstLine="420"/>
-      </w:pPr>
-      <w:r>
-        <w:rPr>
-          <w:rFonts w:ascii="SimSun" w:hAnsi="SimSun" w:eastAsia="SimSun"/>
-          <w:b w:val="0"/>
-          <w:sz w:val="24"/>
-        </w:rPr>
-        <w:t>输入为表面分块缺口分数；处理步骤是根据缺口阈值筛选目标表面分块，并在目标数量过多时选择缺口分数较高的表面分块进入候选位姿生成；输出为目标表面分块集合。一个具体实施值为高缺口阈值0.55，候选位姿生成时最多选取30个目标表面分块；阈值可在0至1范围内配置。本实施例对应图7。</w:t>
-      </w:r>
-    </w:p>
-    <w:p>
-      <w:pPr>
-        <w:spacing w:before="160" w:after="80"/>
-      </w:pPr>
-      <w:r>
-        <w:rPr>
-          <w:rFonts w:ascii="SimHei" w:hAnsi="SimHei" w:eastAsia="SimHei"/>
-          <w:b/>
-          <w:sz w:val="26"/>
-        </w:rPr>
-        <w:t>实施例7：候选补充扫描位姿生成</w:t>
-      </w:r>
-    </w:p>
-    <w:p>
-      <w:pPr>
-        <w:spacing w:line="300" w:lineRule="auto"/>
-        <w:ind w:firstLine="420"/>
-      </w:pPr>
-      <w:r>
-        <w:rPr>
-          <w:rFonts w:ascii="SimSun" w:hAnsi="SimSun" w:eastAsia="SimSun"/>
-          <w:b w:val="0"/>
-          <w:sz w:val="24"/>
-        </w:rPr>
-        <w:t>输入为目标表面分块中心和法向；处理步骤是在法向周围构造局部正交坐标系，按多个距离层、方位角偏移和俯仰角偏移生成候选位置，候选朝向指向目标表面分块中心；输出为候选补充扫描位姿。一个具体实施值为距离1.5米、2.5米和4.0米，方位角偏移-45度、0度和45度，俯仰角偏移-20度、0度和20度。本实施例对应图8。</w:t>
-      </w:r>
-    </w:p>
-    <w:p>
-      <w:pPr>
-        <w:spacing w:before="160" w:after="80"/>
-      </w:pPr>
-      <w:r>
-        <w:rPr>
-          <w:rFonts w:ascii="SimHei" w:hAnsi="SimHei" w:eastAsia="SimHei"/>
-          <w:b/>
-          <w:sz w:val="26"/>
-        </w:rPr>
-        <w:t>实施例8：候选位姿可见性、质量和价值计算</w:t>
-      </w:r>
-    </w:p>
-    <w:p>
-      <w:pPr>
-        <w:spacing w:line="300" w:lineRule="auto"/>
-        <w:ind w:firstLine="420"/>
-      </w:pPr>
-      <w:r>
-        <w:rPr>
-          <w:rFonts w:ascii="SimSun" w:hAnsi="SimSun" w:eastAsia="SimSun"/>
-          <w:b w:val="0"/>
-          <w:sz w:val="24"/>
-        </w:rPr>
-        <w:t>输入为候选位姿和表面分块集合；处理步骤是计算正视性、候选朝向与表面分块方向的视场对齐、距离条件、距离质量、距离相关分辨率质量和总质量；本实施例的收益集合由正视性阈值、视场角条件和最大距离条件确定。输出为候选位姿价值。一个具体实施值为正视性阈值0.35、视场角90度、最大距离20米、冗余惩罚权重0.10。本实施例对应图9和图10。</w:t>
-      </w:r>
-    </w:p>
-    <w:p>
-      <w:pPr>
-        <w:spacing w:before="160" w:after="80"/>
-      </w:pPr>
-      <w:r>
-        <w:rPr>
-          <w:rFonts w:ascii="SimHei" w:hAnsi="SimHei" w:eastAsia="SimHei"/>
-          <w:b/>
-          <w:sz w:val="26"/>
-        </w:rPr>
-        <w:t>实施例9：闭环证据更新</w:t>
-      </w:r>
-    </w:p>
-    <w:p>
-      <w:pPr>
-        <w:spacing w:line="300" w:lineRule="auto"/>
-        <w:ind w:firstLine="420"/>
-      </w:pPr>
-      <w:r>
-        <w:rPr>
-          <w:rFonts w:ascii="SimSun" w:hAnsi="SimSun" w:eastAsia="SimSun"/>
-          <w:b w:val="0"/>
-          <w:sz w:val="24"/>
-        </w:rPr>
-        <w:t>输入为所选候选位姿及其计入收益的表面分块；处理步骤是把这些表面分块标记为已获得新增观测，增加视角数量，提高正视性和角度多样性，并按剩余缺口恢复公式更新覆盖比例和密度比例；输出为更新后的证据、缺口分数和下一轮候选位姿。一个具体实施值为单次基础恢复率0.75，最佳正视性下限0.80，平均正视性下限0.65，投影分辨率质量下限0.85，配准置信度下限0.95。该闭环表示基于新增观测或模拟新增观测更新证据，不等同于自动控制真实扫描设备完成全部动作。本实施例对应图11和图12。</w:t>
-      </w:r>
-    </w:p>
-    <w:p>
-      <w:pPr>
-        <w:spacing w:before="160" w:after="80"/>
-      </w:pPr>
-      <w:r>
-        <w:rPr>
-          <w:rFonts w:ascii="SimHei" w:hAnsi="SimHei" w:eastAsia="SimHei"/>
-          <w:b/>
-          <w:sz w:val="26"/>
-        </w:rPr>
-        <w:t>实施例10：受控留出验证</w:t>
-      </w:r>
-    </w:p>
-    <w:p>
-      <w:pPr>
-        <w:spacing w:line="300" w:lineRule="auto"/>
-        <w:ind w:firstLine="420"/>
-      </w:pPr>
-      <w:r>
-        <w:rPr>
-          <w:rFonts w:ascii="SimSun" w:hAnsi="SimSun" w:eastAsia="SimSun"/>
-          <w:b w:val="0"/>
-          <w:sz w:val="24"/>
-        </w:rPr>
-        <w:t>输入为IFC表面分块和受控生成的观测证据；处理步骤是先把中心点Y坐标大于14米的表面分块标记为连续空间留出区域，再按标签生成受控观测退化；输出为带有表面分块级二元标签的验证结果。Y坐标阈值是构造连续空间留出区域的一种实施规则，不是建筑缺失的一般规律。由于标签先确定、观测证据随后按标签生成，不声称标签和观测证据统计独立。本实施例中表面分块数为9438，留出表面分块数为2298，AUROC为0.9958，AUPRC为0.9866，F1为0.8939，10轮闭环最终恢复率为0.6095。上述数字仅作为本受控实施例的实验结果。</w:t>
-      </w:r>
-    </w:p>
-    <w:p>
-      <w:pPr>
-        <w:spacing w:before="160" w:after="80"/>
-      </w:pPr>
-      <w:r>
-        <w:rPr>
-          <w:rFonts w:ascii="SimHei" w:hAnsi="SimHei" w:eastAsia="SimHei"/>
-          <w:b/>
-          <w:sz w:val="26"/>
-        </w:rPr>
-        <w:t>实施例11：真实室内建筑点云与IFC诊断</w:t>
-      </w:r>
-    </w:p>
-    <w:p>
-      <w:pPr>
-        <w:spacing w:line="300" w:lineRule="auto"/>
-        <w:ind w:firstLine="420"/>
-      </w:pPr>
-      <w:r>
-        <w:rPr>
-          <w:rFonts w:ascii="SimSun" w:hAnsi="SimSun" w:eastAsia="SimSun"/>
-          <w:b w:val="0"/>
-          <w:sz w:val="24"/>
-        </w:rPr>
-        <w:t>输入为真实室内建筑点云和对应IFC模型；处理步骤包括全量点云与IFC表面的距离关联、构件级点数统计、按构件内表面分块面积分配观测统计、计算可用证据并进行重归一化融合；输出为诊断性的表面分块缺口分数和候选补充扫描位姿。真实路径没有表面分块级二元缺失真值，因此不使用AUROC、F1或监督检测精度表述。该实施例中表面分块数为9438，构件数为256，G_gap均值为0.4851，最大值为0.8412，高缺口表面分块数为6822，候选位姿数为810，最高候选位姿价值为73.1970。语义缺口和初始角度缺口不可用时，通过可用证据权重重归一化完成融合。</w:t>
+        <w:rPr/>
+        <w:t>输入为真实室内建筑点云和对应IFC模型；处理步骤包括全量点云与IFC表面的距离关联、构件级点数统计、按构件内表面分块面积分配观测统计、计算可用证据并进行重归一化融合；输出为诊断性的表面分块缺口分数和候选补充扫描位姿。真实路径没有表面分块级二元缺失真值，因此不使用AUROC、F1或监督检测精度表述。该实施例中表面分块数为9438，构件数为256，G</w:t>
+      </w:r>
+      <w:r>
+        <w:rPr>
+          <w:vertAlign w:val="subscript"/>
+        </w:rPr>
+        <w:t>gap</w:t>
+      </w:r>
+      <w:r>
+        <w:rPr/>
+        <w:t>均值为0.4851，最大值为0.8412，高缺口表面分块数为6822，候选位姿数为810，最高候选位姿价值为73.1970。语义缺口和初始角度缺口不可用时，通过可用证据权重重归一化完成融合。</w:t>
       </w:r>
     </w:p>
     <w:p>
